--- a/docu/Memorias/ManualUsuario.docx
+++ b/docu/Memorias/ManualUsuario.docx
@@ -3494,14 +3494,11 @@
         <w:jc w:val="center"/>
       </w:pPr>
       <w:r>
-        <w:rPr>
-          <w:noProof/>
-        </w:rPr>
         <w:drawing>
-          <wp:inline distT="0" distB="0" distL="0" distR="0" wp14:anchorId="07A34A85" wp14:editId="04B8A54C">
-            <wp:extent cx="5591175" cy="2347189"/>
-            <wp:effectExtent l="0" t="0" r="0" b="0"/>
-            <wp:docPr id="1706272646" name="Imagen 1"/>
+          <wp:inline distT="0" distB="0" distL="0" distR="0" wp14:anchorId="3296071D" wp14:editId="6CC7A502">
+            <wp:extent cx="5400040" cy="2704465"/>
+            <wp:effectExtent l="0" t="0" r="0" b="635"/>
+            <wp:docPr id="1717372651" name="Imagen 1"/>
             <wp:cNvGraphicFramePr>
               <a:graphicFrameLocks xmlns:a="http://schemas.openxmlformats.org/drawingml/2006/main" noChangeAspect="1"/>
             </wp:cNvGraphicFramePr>
@@ -3509,7 +3506,7 @@
               <a:graphicData uri="http://schemas.openxmlformats.org/drawingml/2006/picture">
                 <pic:pic xmlns:pic="http://schemas.openxmlformats.org/drawingml/2006/picture">
                   <pic:nvPicPr>
-                    <pic:cNvPr id="1706272646" name=""/>
+                    <pic:cNvPr id="1717372651" name=""/>
                     <pic:cNvPicPr/>
                   </pic:nvPicPr>
                   <pic:blipFill>
@@ -3521,7 +3518,7 @@
                   <pic:spPr>
                     <a:xfrm>
                       <a:off x="0" y="0"/>
-                      <a:ext cx="5630295" cy="2363612"/>
+                      <a:ext cx="5400040" cy="2704465"/>
                     </a:xfrm>
                     <a:prstGeom prst="rect">
                       <a:avLst/>
@@ -3608,15 +3605,12 @@
         <w:jc w:val="center"/>
       </w:pPr>
       <w:r>
-        <w:rPr>
-          <w:noProof/>
-        </w:rPr>
         <w:lastRenderedPageBreak/>
         <w:drawing>
-          <wp:inline distT="0" distB="0" distL="0" distR="0" wp14:anchorId="12A7044D" wp14:editId="58CF1966">
-            <wp:extent cx="4495800" cy="2525980"/>
-            <wp:effectExtent l="0" t="0" r="0" b="8255"/>
-            <wp:docPr id="1794262642" name="Imagen 1"/>
+          <wp:inline distT="0" distB="0" distL="0" distR="0" wp14:anchorId="4D1B301F" wp14:editId="317553EC">
+            <wp:extent cx="5400040" cy="4051935"/>
+            <wp:effectExtent l="0" t="0" r="0" b="5715"/>
+            <wp:docPr id="1661634959" name="Imagen 1"/>
             <wp:cNvGraphicFramePr>
               <a:graphicFrameLocks xmlns:a="http://schemas.openxmlformats.org/drawingml/2006/main" noChangeAspect="1"/>
             </wp:cNvGraphicFramePr>
@@ -3624,7 +3618,7 @@
               <a:graphicData uri="http://schemas.openxmlformats.org/drawingml/2006/picture">
                 <pic:pic xmlns:pic="http://schemas.openxmlformats.org/drawingml/2006/picture">
                   <pic:nvPicPr>
-                    <pic:cNvPr id="1794262642" name=""/>
+                    <pic:cNvPr id="1661634959" name=""/>
                     <pic:cNvPicPr/>
                   </pic:nvPicPr>
                   <pic:blipFill>
@@ -3636,7 +3630,7 @@
                   <pic:spPr>
                     <a:xfrm>
                       <a:off x="0" y="0"/>
-                      <a:ext cx="4501466" cy="2529164"/>
+                      <a:ext cx="5400040" cy="4051935"/>
                     </a:xfrm>
                     <a:prstGeom prst="rect">
                       <a:avLst/>
@@ -3658,27 +3652,14 @@
       <w:r>
         <w:t xml:space="preserve">Ilustración </w:t>
       </w:r>
-      <w:r>
-        <w:fldChar w:fldCharType="begin"/>
-      </w:r>
-      <w:r>
-        <w:instrText xml:space="preserve"> SEQ Ilustración \* ARABIC </w:instrText>
-      </w:r>
-      <w:r>
-        <w:fldChar w:fldCharType="separate"/>
-      </w:r>
-      <w:r>
-        <w:rPr>
-          <w:noProof/>
-        </w:rPr>
-        <w:t>4</w:t>
-      </w:r>
-      <w:r>
-        <w:rPr>
-          <w:noProof/>
-        </w:rPr>
-        <w:fldChar w:fldCharType="end"/>
-      </w:r>
+      <w:fldSimple w:instr=" SEQ Ilustración \* ARABIC ">
+        <w:r>
+          <w:rPr>
+            <w:noProof/>
+          </w:rPr>
+          <w:t>4</w:t>
+        </w:r>
+      </w:fldSimple>
       <w:r>
         <w:t xml:space="preserve"> </w:t>
       </w:r>
@@ -3787,14 +3768,11 @@
         <w:jc w:val="center"/>
       </w:pPr>
       <w:r>
-        <w:rPr>
-          <w:noProof/>
-        </w:rPr>
         <w:drawing>
-          <wp:inline distT="0" distB="0" distL="0" distR="0" wp14:anchorId="71C000F5" wp14:editId="7B30ED67">
-            <wp:extent cx="2409825" cy="3805995"/>
-            <wp:effectExtent l="0" t="0" r="0" b="4445"/>
-            <wp:docPr id="1413693728" name="Imagen 1"/>
+          <wp:inline distT="0" distB="0" distL="0" distR="0" wp14:anchorId="1C4A1195" wp14:editId="4A510918">
+            <wp:extent cx="3067576" cy="4229100"/>
+            <wp:effectExtent l="0" t="0" r="0" b="0"/>
+            <wp:docPr id="787395416" name="Imagen 1"/>
             <wp:cNvGraphicFramePr>
               <a:graphicFrameLocks xmlns:a="http://schemas.openxmlformats.org/drawingml/2006/main" noChangeAspect="1"/>
             </wp:cNvGraphicFramePr>
@@ -3802,7 +3780,7 @@
               <a:graphicData uri="http://schemas.openxmlformats.org/drawingml/2006/picture">
                 <pic:pic xmlns:pic="http://schemas.openxmlformats.org/drawingml/2006/picture">
                   <pic:nvPicPr>
-                    <pic:cNvPr id="1413693728" name=""/>
+                    <pic:cNvPr id="787395416" name=""/>
                     <pic:cNvPicPr/>
                   </pic:nvPicPr>
                   <pic:blipFill>
@@ -3814,7 +3792,7 @@
                   <pic:spPr>
                     <a:xfrm>
                       <a:off x="0" y="0"/>
-                      <a:ext cx="2445372" cy="3862137"/>
+                      <a:ext cx="3070653" cy="4233341"/>
                     </a:xfrm>
                     <a:prstGeom prst="rect">
                       <a:avLst/>
@@ -3965,14 +3943,11 @@
         <w:jc w:val="center"/>
       </w:pPr>
       <w:r>
-        <w:rPr>
-          <w:noProof/>
-        </w:rPr>
         <w:drawing>
-          <wp:inline distT="0" distB="0" distL="0" distR="0" wp14:anchorId="4726782A" wp14:editId="406F2523">
-            <wp:extent cx="4572000" cy="1555899"/>
-            <wp:effectExtent l="0" t="0" r="0" b="6350"/>
-            <wp:docPr id="165661858" name="Imagen 1"/>
+          <wp:inline distT="0" distB="0" distL="0" distR="0" wp14:anchorId="0E9918E3" wp14:editId="222F8E06">
+            <wp:extent cx="5400040" cy="1835150"/>
+            <wp:effectExtent l="0" t="0" r="0" b="0"/>
+            <wp:docPr id="735622149" name="Imagen 1"/>
             <wp:cNvGraphicFramePr>
               <a:graphicFrameLocks xmlns:a="http://schemas.openxmlformats.org/drawingml/2006/main" noChangeAspect="1"/>
             </wp:cNvGraphicFramePr>
@@ -3980,7 +3955,7 @@
               <a:graphicData uri="http://schemas.openxmlformats.org/drawingml/2006/picture">
                 <pic:pic xmlns:pic="http://schemas.openxmlformats.org/drawingml/2006/picture">
                   <pic:nvPicPr>
-                    <pic:cNvPr id="165661858" name=""/>
+                    <pic:cNvPr id="735622149" name=""/>
                     <pic:cNvPicPr/>
                   </pic:nvPicPr>
                   <pic:blipFill>
@@ -3992,7 +3967,7 @@
                   <pic:spPr>
                     <a:xfrm>
                       <a:off x="0" y="0"/>
-                      <a:ext cx="4574704" cy="1556819"/>
+                      <a:ext cx="5400040" cy="1835150"/>
                     </a:xfrm>
                     <a:prstGeom prst="rect">
                       <a:avLst/>
@@ -4516,27 +4491,14 @@
       <w:r>
         <w:t xml:space="preserve">Ilustración </w:t>
       </w:r>
-      <w:r>
-        <w:fldChar w:fldCharType="begin"/>
-      </w:r>
-      <w:r>
-        <w:instrText xml:space="preserve"> SEQ Ilustración \* ARABIC </w:instrText>
-      </w:r>
-      <w:r>
-        <w:fldChar w:fldCharType="separate"/>
-      </w:r>
-      <w:r>
-        <w:rPr>
-          <w:noProof/>
-        </w:rPr>
-        <w:t>10</w:t>
-      </w:r>
-      <w:r>
-        <w:rPr>
-          <w:noProof/>
-        </w:rPr>
-        <w:fldChar w:fldCharType="end"/>
-      </w:r>
+      <w:fldSimple w:instr=" SEQ Ilustración \* ARABIC ">
+        <w:r>
+          <w:rPr>
+            <w:noProof/>
+          </w:rPr>
+          <w:t>10</w:t>
+        </w:r>
+      </w:fldSimple>
       <w:r>
         <w:t xml:space="preserve"> Correo Informativo</w:t>
       </w:r>
@@ -4618,6 +4580,9 @@
         <w:jc w:val="center"/>
       </w:pPr>
       <w:r>
+        <w:rPr>
+          <w:noProof/>
+        </w:rPr>
         <w:lastRenderedPageBreak/>
         <w:drawing>
           <wp:inline distT="0" distB="0" distL="0" distR="0" wp14:anchorId="120B0CC7" wp14:editId="02FCBBE4">
@@ -4665,24 +4630,14 @@
       <w:r>
         <w:t xml:space="preserve">Ilustración </w:t>
       </w:r>
-      <w:r>
-        <w:fldChar w:fldCharType="begin"/>
-      </w:r>
-      <w:r>
-        <w:instrText xml:space="preserve"> SEQ Ilustración \* ARABIC </w:instrText>
-      </w:r>
-      <w:r>
-        <w:fldChar w:fldCharType="separate"/>
-      </w:r>
-      <w:r>
-        <w:rPr>
-          <w:noProof/>
-        </w:rPr>
-        <w:t>11</w:t>
-      </w:r>
-      <w:r>
-        <w:fldChar w:fldCharType="end"/>
-      </w:r>
+      <w:fldSimple w:instr=" SEQ Ilustración \* ARABIC ">
+        <w:r>
+          <w:rPr>
+            <w:noProof/>
+          </w:rPr>
+          <w:t>11</w:t>
+        </w:r>
+      </w:fldSimple>
       <w:r>
         <w:t xml:space="preserve"> Página de Contacto</w:t>
       </w:r>
@@ -5052,14 +5007,11 @@
         <w:jc w:val="center"/>
       </w:pPr>
       <w:r>
-        <w:rPr>
-          <w:noProof/>
-        </w:rPr>
         <w:drawing>
-          <wp:inline distT="0" distB="0" distL="0" distR="0" wp14:anchorId="003AAFCE" wp14:editId="34835DB4">
-            <wp:extent cx="4680123" cy="2324100"/>
-            <wp:effectExtent l="0" t="0" r="6350" b="0"/>
-            <wp:docPr id="825467020" name="Imagen 1"/>
+          <wp:inline distT="0" distB="0" distL="0" distR="0" wp14:anchorId="45832E67" wp14:editId="0B31E4FF">
+            <wp:extent cx="5400040" cy="2680335"/>
+            <wp:effectExtent l="0" t="0" r="0" b="5715"/>
+            <wp:docPr id="2132929033" name="Imagen 1"/>
             <wp:cNvGraphicFramePr>
               <a:graphicFrameLocks xmlns:a="http://schemas.openxmlformats.org/drawingml/2006/main" noChangeAspect="1"/>
             </wp:cNvGraphicFramePr>
@@ -5067,7 +5019,7 @@
               <a:graphicData uri="http://schemas.openxmlformats.org/drawingml/2006/picture">
                 <pic:pic xmlns:pic="http://schemas.openxmlformats.org/drawingml/2006/picture">
                   <pic:nvPicPr>
-                    <pic:cNvPr id="825467020" name=""/>
+                    <pic:cNvPr id="2132929033" name=""/>
                     <pic:cNvPicPr/>
                   </pic:nvPicPr>
                   <pic:blipFill>
@@ -5079,7 +5031,7 @@
                   <pic:spPr>
                     <a:xfrm>
                       <a:off x="0" y="0"/>
-                      <a:ext cx="4699064" cy="2333506"/>
+                      <a:ext cx="5400040" cy="2680335"/>
                     </a:xfrm>
                     <a:prstGeom prst="rect">
                       <a:avLst/>
@@ -5254,14 +5206,11 @@
         <w:jc w:val="center"/>
       </w:pPr>
       <w:r>
-        <w:rPr>
-          <w:noProof/>
-        </w:rPr>
         <w:drawing>
-          <wp:inline distT="0" distB="0" distL="0" distR="0" wp14:anchorId="10762CAD" wp14:editId="679BF67A">
-            <wp:extent cx="5400040" cy="2334895"/>
-            <wp:effectExtent l="0" t="0" r="0" b="8255"/>
-            <wp:docPr id="1597309840" name="Imagen 1"/>
+          <wp:inline distT="0" distB="0" distL="0" distR="0" wp14:anchorId="5E8EE5EA" wp14:editId="4647C8C5">
+            <wp:extent cx="5400040" cy="2266315"/>
+            <wp:effectExtent l="0" t="0" r="0" b="635"/>
+            <wp:docPr id="1737641768" name="Imagen 1"/>
             <wp:cNvGraphicFramePr>
               <a:graphicFrameLocks xmlns:a="http://schemas.openxmlformats.org/drawingml/2006/main" noChangeAspect="1"/>
             </wp:cNvGraphicFramePr>
@@ -5269,7 +5218,7 @@
               <a:graphicData uri="http://schemas.openxmlformats.org/drawingml/2006/picture">
                 <pic:pic xmlns:pic="http://schemas.openxmlformats.org/drawingml/2006/picture">
                   <pic:nvPicPr>
-                    <pic:cNvPr id="1597309840" name=""/>
+                    <pic:cNvPr id="1737641768" name=""/>
                     <pic:cNvPicPr/>
                   </pic:nvPicPr>
                   <pic:blipFill>
@@ -5281,7 +5230,7 @@
                   <pic:spPr>
                     <a:xfrm>
                       <a:off x="0" y="0"/>
-                      <a:ext cx="5400040" cy="2334895"/>
+                      <a:ext cx="5400040" cy="2266315"/>
                     </a:xfrm>
                     <a:prstGeom prst="rect">
                       <a:avLst/>
@@ -5367,36 +5316,22 @@
           <w:i w:val="0"/>
           <w:iCs w:val="0"/>
         </w:rPr>
-        <w:t xml:space="preserve"> productos y </w:t>
-      </w:r>
-      <w:r>
-        <w:rPr>
-          <w:i w:val="0"/>
-          <w:iCs w:val="0"/>
-        </w:rPr>
-        <w:t>categorías</w:t>
+        <w:t xml:space="preserve"> productos</w:t>
       </w:r>
       <w:bookmarkEnd w:id="28"/>
     </w:p>
-    <w:p>
-      <w:pPr>
-        <w:jc w:val="both"/>
-      </w:pPr>
-    </w:p>
+    <w:p/>
     <w:p>
       <w:pPr>
         <w:keepNext/>
         <w:jc w:val="center"/>
       </w:pPr>
       <w:r>
-        <w:rPr>
-          <w:noProof/>
-        </w:rPr>
         <w:drawing>
-          <wp:inline distT="0" distB="0" distL="0" distR="0" wp14:anchorId="3F71C3D3" wp14:editId="30523319">
-            <wp:extent cx="5400040" cy="2384425"/>
+          <wp:inline distT="0" distB="0" distL="0" distR="0" wp14:anchorId="3E008756" wp14:editId="3554BBA5">
+            <wp:extent cx="4115374" cy="3677163"/>
             <wp:effectExtent l="0" t="0" r="0" b="0"/>
-            <wp:docPr id="1905492354" name="Imagen 1"/>
+            <wp:docPr id="703657388" name="Imagen 1"/>
             <wp:cNvGraphicFramePr>
               <a:graphicFrameLocks xmlns:a="http://schemas.openxmlformats.org/drawingml/2006/main" noChangeAspect="1"/>
             </wp:cNvGraphicFramePr>
@@ -5404,7 +5339,7 @@
               <a:graphicData uri="http://schemas.openxmlformats.org/drawingml/2006/picture">
                 <pic:pic xmlns:pic="http://schemas.openxmlformats.org/drawingml/2006/picture">
                   <pic:nvPicPr>
-                    <pic:cNvPr id="1905492354" name=""/>
+                    <pic:cNvPr id="703657388" name=""/>
                     <pic:cNvPicPr/>
                   </pic:nvPicPr>
                   <pic:blipFill>
@@ -5416,7 +5351,7 @@
                   <pic:spPr>
                     <a:xfrm>
                       <a:off x="0" y="0"/>
-                      <a:ext cx="5400040" cy="2384425"/>
+                      <a:ext cx="4115374" cy="3677163"/>
                     </a:xfrm>
                     <a:prstGeom prst="rect">
                       <a:avLst/>
@@ -5433,6 +5368,75 @@
       <w:pPr>
         <w:pStyle w:val="Descripcin"/>
         <w:jc w:val="center"/>
+      </w:pPr>
+      <w:r>
+        <w:t xml:space="preserve">Ilustración </w:t>
+      </w:r>
+      <w:fldSimple w:instr=" SEQ Ilustración \* ARABIC ">
+        <w:r>
+          <w:rPr>
+            <w:noProof/>
+          </w:rPr>
+          <w:t>16</w:t>
+        </w:r>
+      </w:fldSimple>
+      <w:r>
+        <w:t xml:space="preserve"> Gestión de Categorías</w:t>
+      </w:r>
+    </w:p>
+    <w:p>
+      <w:pPr>
+        <w:jc w:val="both"/>
+      </w:pPr>
+    </w:p>
+    <w:p>
+      <w:pPr>
+        <w:keepNext/>
+        <w:jc w:val="center"/>
+      </w:pPr>
+      <w:r>
+        <w:lastRenderedPageBreak/>
+        <w:drawing>
+          <wp:inline distT="0" distB="0" distL="0" distR="0" wp14:anchorId="242DA789" wp14:editId="0680FCE1">
+            <wp:extent cx="4182059" cy="3600953"/>
+            <wp:effectExtent l="0" t="0" r="9525" b="0"/>
+            <wp:docPr id="1949848089" name="Imagen 1"/>
+            <wp:cNvGraphicFramePr>
+              <a:graphicFrameLocks xmlns:a="http://schemas.openxmlformats.org/drawingml/2006/main" noChangeAspect="1"/>
+            </wp:cNvGraphicFramePr>
+            <a:graphic xmlns:a="http://schemas.openxmlformats.org/drawingml/2006/main">
+              <a:graphicData uri="http://schemas.openxmlformats.org/drawingml/2006/picture">
+                <pic:pic xmlns:pic="http://schemas.openxmlformats.org/drawingml/2006/picture">
+                  <pic:nvPicPr>
+                    <pic:cNvPr id="1949848089" name=""/>
+                    <pic:cNvPicPr/>
+                  </pic:nvPicPr>
+                  <pic:blipFill>
+                    <a:blip r:embed="rId25"/>
+                    <a:stretch>
+                      <a:fillRect/>
+                    </a:stretch>
+                  </pic:blipFill>
+                  <pic:spPr>
+                    <a:xfrm>
+                      <a:off x="0" y="0"/>
+                      <a:ext cx="4182059" cy="3600953"/>
+                    </a:xfrm>
+                    <a:prstGeom prst="rect">
+                      <a:avLst/>
+                    </a:prstGeom>
+                  </pic:spPr>
+                </pic:pic>
+              </a:graphicData>
+            </a:graphic>
+          </wp:inline>
+        </w:drawing>
+      </w:r>
+    </w:p>
+    <w:p>
+      <w:pPr>
+        <w:pStyle w:val="Descripcin"/>
+        <w:jc w:val="center"/>
         <w:rPr>
           <w:i w:val="0"/>
           <w:iCs w:val="0"/>
@@ -5473,7 +5477,7 @@
           <w:iCs w:val="0"/>
           <w:noProof/>
         </w:rPr>
-        <w:t>16</w:t>
+        <w:t>17</w:t>
       </w:r>
       <w:r>
         <w:rPr>
@@ -5517,7 +5521,6 @@
       </w:pPr>
       <w:bookmarkStart w:id="30" w:name="_Toc229591833"/>
       <w:r>
-        <w:lastRenderedPageBreak/>
         <w:t>Gestión de Pedidos</w:t>
       </w:r>
       <w:bookmarkEnd w:id="30"/>
@@ -5554,7 +5557,11 @@
         <w:jc w:val="both"/>
       </w:pPr>
       <w:r>
-        <w:t>Lo más importante (El estado): Cada tarjeta de pedido tiene un desplegable. Cuando mi prima se sienta en la máquina de coser a hacer el babero de Laura, le cambia el estado a "En Preparación". Cuando lo lleva a Correos, lo pone en "Enviado". Y eso se le actualiza automáticamente a la clienta.</w:t>
+        <w:t xml:space="preserve">Lo más importante (El estado): Cada tarjeta de pedido tiene un desplegable. Cuando mi prima se sienta en la máquina de coser a hacer el babero de </w:t>
+      </w:r>
+      <w:r>
+        <w:lastRenderedPageBreak/>
+        <w:t>Laura, le cambia el estado a "En Preparación". Cuando lo lleva a Correos, lo pone en "Enviado". Y eso se le actualiza automáticamente a la clienta.</w:t>
       </w:r>
     </w:p>
     <w:p>
@@ -5601,7 +5608,7 @@
                     <pic:cNvPicPr/>
                   </pic:nvPicPr>
                   <pic:blipFill>
-                    <a:blip r:embed="rId25"/>
+                    <a:blip r:embed="rId26"/>
                     <a:stretch>
                       <a:fillRect/>
                     </a:stretch>
@@ -5666,7 +5673,7 @@
           <w:iCs w:val="0"/>
           <w:noProof/>
         </w:rPr>
-        <w:t>17</w:t>
+        <w:t>18</w:t>
       </w:r>
       <w:r>
         <w:rPr>
@@ -5691,15 +5698,11 @@
         <w:jc w:val="center"/>
       </w:pPr>
       <w:r>
-        <w:rPr>
-          <w:noProof/>
-        </w:rPr>
-        <w:lastRenderedPageBreak/>
         <w:drawing>
-          <wp:inline distT="0" distB="0" distL="0" distR="0" wp14:anchorId="67BBFB02" wp14:editId="2F1DA4FB">
-            <wp:extent cx="3829050" cy="3288733"/>
-            <wp:effectExtent l="0" t="0" r="0" b="6985"/>
-            <wp:docPr id="1450544805" name="Imagen 1"/>
+          <wp:inline distT="0" distB="0" distL="0" distR="0" wp14:anchorId="625C9779" wp14:editId="3D854221">
+            <wp:extent cx="2886075" cy="2535837"/>
+            <wp:effectExtent l="0" t="0" r="0" b="0"/>
+            <wp:docPr id="1055106618" name="Imagen 1"/>
             <wp:cNvGraphicFramePr>
               <a:graphicFrameLocks xmlns:a="http://schemas.openxmlformats.org/drawingml/2006/main" noChangeAspect="1"/>
             </wp:cNvGraphicFramePr>
@@ -5707,11 +5710,11 @@
               <a:graphicData uri="http://schemas.openxmlformats.org/drawingml/2006/picture">
                 <pic:pic xmlns:pic="http://schemas.openxmlformats.org/drawingml/2006/picture">
                   <pic:nvPicPr>
-                    <pic:cNvPr id="1450544805" name=""/>
+                    <pic:cNvPr id="1055106618" name=""/>
                     <pic:cNvPicPr/>
                   </pic:nvPicPr>
                   <pic:blipFill>
-                    <a:blip r:embed="rId26"/>
+                    <a:blip r:embed="rId27"/>
                     <a:stretch>
                       <a:fillRect/>
                     </a:stretch>
@@ -5719,7 +5722,7 @@
                   <pic:spPr>
                     <a:xfrm>
                       <a:off x="0" y="0"/>
-                      <a:ext cx="3833224" cy="3292318"/>
+                      <a:ext cx="2891271" cy="2540403"/>
                     </a:xfrm>
                     <a:prstGeom prst="rect">
                       <a:avLst/>
@@ -5776,7 +5779,7 @@
           <w:iCs w:val="0"/>
           <w:noProof/>
         </w:rPr>
-        <w:t>18</w:t>
+        <w:t>19</w:t>
       </w:r>
       <w:r>
         <w:rPr>
@@ -5807,6 +5810,7 @@
       </w:pPr>
       <w:bookmarkStart w:id="33" w:name="_Toc229591834"/>
       <w:r>
+        <w:lastRenderedPageBreak/>
         <w:t>Resumen y estadísticas</w:t>
       </w:r>
       <w:bookmarkEnd w:id="33"/>
@@ -5841,8 +5845,8 @@
       </w:pPr>
     </w:p>
     <w:sectPr>
-      <w:headerReference w:type="default" r:id="rId27"/>
-      <w:footerReference w:type="default" r:id="rId28"/>
+      <w:headerReference w:type="default" r:id="rId28"/>
+      <w:footerReference w:type="default" r:id="rId29"/>
       <w:pgSz w:w="11906" w:h="16838"/>
       <w:pgMar w:top="1417" w:right="1701" w:bottom="1417" w:left="1701" w:header="708" w:footer="708" w:gutter="0"/>
       <w:cols w:space="708"/>
@@ -5921,7 +5925,7 @@
           <w:t xml:space="preserve"> de </w:t>
         </w:r>
         <w:r>
-          <w:t>19</w:t>
+          <w:t>20</w:t>
         </w:r>
       </w:sdtContent>
     </w:sdt>
@@ -10214,6 +10218,7 @@
   <w:style w:type="character" w:default="1" w:styleId="Fuentedeprrafopredeter">
     <w:name w:val="Default Paragraph Font"/>
     <w:uiPriority w:val="1"/>
+    <w:semiHidden/>
     <w:unhideWhenUsed/>
   </w:style>
   <w:style w:type="table" w:default="1" w:styleId="Tablanormal">

--- a/docu/Memorias/ManualUsuario.docx
+++ b/docu/Memorias/ManualUsuario.docx
@@ -142,15 +142,7 @@
         <w:jc w:val="both"/>
       </w:pPr>
       <w:r>
-        <w:t xml:space="preserve">Profesor: </w:t>
-      </w:r>
-      <w:proofErr w:type="spellStart"/>
-      <w:r>
-        <w:t>Jose</w:t>
-      </w:r>
-      <w:proofErr w:type="spellEnd"/>
-      <w:r>
-        <w:t xml:space="preserve"> María Herrero</w:t>
+        <w:t>Profesor: Jose María Herrero</w:t>
       </w:r>
     </w:p>
     <w:p>
@@ -226,7 +218,7 @@
           <w:r>
             <w:fldChar w:fldCharType="separate"/>
           </w:r>
-          <w:hyperlink w:anchor="_Toc229591819" w:history="1">
+          <w:hyperlink w:anchor="_Toc230275728" w:history="1">
             <w:r>
               <w:rPr>
                 <w:rStyle w:val="Hipervnculo"/>
@@ -268,7 +260,7 @@
                 <w:noProof/>
                 <w:webHidden/>
               </w:rPr>
-              <w:instrText xml:space="preserve"> PAGEREF _Toc229591819 \h </w:instrText>
+              <w:instrText xml:space="preserve"> PAGEREF _Toc230275728 \h </w:instrText>
             </w:r>
             <w:r>
               <w:rPr>
@@ -288,7 +280,7 @@
                 <w:noProof/>
                 <w:webHidden/>
               </w:rPr>
-              <w:t>3</w:t>
+              <w:t>4</w:t>
             </w:r>
             <w:r>
               <w:rPr>
@@ -312,7 +304,7 @@
               <w:lang w:eastAsia="es-ES"/>
             </w:rPr>
           </w:pPr>
-          <w:hyperlink w:anchor="_Toc229591820" w:history="1">
+          <w:hyperlink w:anchor="_Toc230275729" w:history="1">
             <w:r>
               <w:rPr>
                 <w:rStyle w:val="Hipervnculo"/>
@@ -354,7 +346,7 @@
                 <w:noProof/>
                 <w:webHidden/>
               </w:rPr>
-              <w:instrText xml:space="preserve"> PAGEREF _Toc229591820 \h </w:instrText>
+              <w:instrText xml:space="preserve"> PAGEREF _Toc230275729 \h </w:instrText>
             </w:r>
             <w:r>
               <w:rPr>
@@ -374,7 +366,7 @@
                 <w:noProof/>
                 <w:webHidden/>
               </w:rPr>
-              <w:t>3</w:t>
+              <w:t>4</w:t>
             </w:r>
             <w:r>
               <w:rPr>
@@ -398,7 +390,7 @@
               <w:lang w:eastAsia="es-ES"/>
             </w:rPr>
           </w:pPr>
-          <w:hyperlink w:anchor="_Toc229591821" w:history="1">
+          <w:hyperlink w:anchor="_Toc230275730" w:history="1">
             <w:r>
               <w:rPr>
                 <w:rStyle w:val="Hipervnculo"/>
@@ -440,7 +432,7 @@
                 <w:noProof/>
                 <w:webHidden/>
               </w:rPr>
-              <w:instrText xml:space="preserve"> PAGEREF _Toc229591821 \h </w:instrText>
+              <w:instrText xml:space="preserve"> PAGEREF _Toc230275730 \h </w:instrText>
             </w:r>
             <w:r>
               <w:rPr>
@@ -460,7 +452,7 @@
                 <w:noProof/>
                 <w:webHidden/>
               </w:rPr>
-              <w:t>3</w:t>
+              <w:t>4</w:t>
             </w:r>
             <w:r>
               <w:rPr>
@@ -484,7 +476,7 @@
               <w:lang w:eastAsia="es-ES"/>
             </w:rPr>
           </w:pPr>
-          <w:hyperlink w:anchor="_Toc229591822" w:history="1">
+          <w:hyperlink w:anchor="_Toc230275731" w:history="1">
             <w:r>
               <w:rPr>
                 <w:rStyle w:val="Hipervnculo"/>
@@ -526,7 +518,7 @@
                 <w:noProof/>
                 <w:webHidden/>
               </w:rPr>
-              <w:instrText xml:space="preserve"> PAGEREF _Toc229591822 \h </w:instrText>
+              <w:instrText xml:space="preserve"> PAGEREF _Toc230275731 \h </w:instrText>
             </w:r>
             <w:r>
               <w:rPr>
@@ -546,7 +538,7 @@
                 <w:noProof/>
                 <w:webHidden/>
               </w:rPr>
-              <w:t>3</w:t>
+              <w:t>4</w:t>
             </w:r>
             <w:r>
               <w:rPr>
@@ -570,7 +562,7 @@
               <w:lang w:eastAsia="es-ES"/>
             </w:rPr>
           </w:pPr>
-          <w:hyperlink w:anchor="_Toc229591823" w:history="1">
+          <w:hyperlink w:anchor="_Toc230275732" w:history="1">
             <w:r>
               <w:rPr>
                 <w:rStyle w:val="Hipervnculo"/>
@@ -612,7 +604,7 @@
                 <w:noProof/>
                 <w:webHidden/>
               </w:rPr>
-              <w:instrText xml:space="preserve"> PAGEREF _Toc229591823 \h </w:instrText>
+              <w:instrText xml:space="preserve"> PAGEREF _Toc230275732 \h </w:instrText>
             </w:r>
             <w:r>
               <w:rPr>
@@ -632,7 +624,7 @@
                 <w:noProof/>
                 <w:webHidden/>
               </w:rPr>
-              <w:t>4</w:t>
+              <w:t>5</w:t>
             </w:r>
             <w:r>
               <w:rPr>
@@ -656,7 +648,7 @@
               <w:lang w:eastAsia="es-ES"/>
             </w:rPr>
           </w:pPr>
-          <w:hyperlink w:anchor="_Toc229591824" w:history="1">
+          <w:hyperlink w:anchor="_Toc230275733" w:history="1">
             <w:r>
               <w:rPr>
                 <w:rStyle w:val="Hipervnculo"/>
@@ -698,7 +690,7 @@
                 <w:noProof/>
                 <w:webHidden/>
               </w:rPr>
-              <w:instrText xml:space="preserve"> PAGEREF _Toc229591824 \h </w:instrText>
+              <w:instrText xml:space="preserve"> PAGEREF _Toc230275733 \h </w:instrText>
             </w:r>
             <w:r>
               <w:rPr>
@@ -718,7 +710,7 @@
                 <w:noProof/>
                 <w:webHidden/>
               </w:rPr>
-              <w:t>6</w:t>
+              <w:t>7</w:t>
             </w:r>
             <w:r>
               <w:rPr>
@@ -742,7 +734,7 @@
               <w:lang w:eastAsia="es-ES"/>
             </w:rPr>
           </w:pPr>
-          <w:hyperlink w:anchor="_Toc229591825" w:history="1">
+          <w:hyperlink w:anchor="_Toc230275734" w:history="1">
             <w:r>
               <w:rPr>
                 <w:rStyle w:val="Hipervnculo"/>
@@ -784,7 +776,7 @@
                 <w:noProof/>
                 <w:webHidden/>
               </w:rPr>
-              <w:instrText xml:space="preserve"> PAGEREF _Toc229591825 \h </w:instrText>
+              <w:instrText xml:space="preserve"> PAGEREF _Toc230275734 \h </w:instrText>
             </w:r>
             <w:r>
               <w:rPr>
@@ -804,7 +796,7 @@
                 <w:noProof/>
                 <w:webHidden/>
               </w:rPr>
-              <w:t>7</w:t>
+              <w:t>8</w:t>
             </w:r>
             <w:r>
               <w:rPr>
@@ -828,7 +820,7 @@
               <w:lang w:eastAsia="es-ES"/>
             </w:rPr>
           </w:pPr>
-          <w:hyperlink w:anchor="_Toc229591826" w:history="1">
+          <w:hyperlink w:anchor="_Toc230275735" w:history="1">
             <w:r>
               <w:rPr>
                 <w:rStyle w:val="Hipervnculo"/>
@@ -870,7 +862,7 @@
                 <w:noProof/>
                 <w:webHidden/>
               </w:rPr>
-              <w:instrText xml:space="preserve"> PAGEREF _Toc229591826 \h </w:instrText>
+              <w:instrText xml:space="preserve"> PAGEREF _Toc230275735 \h </w:instrText>
             </w:r>
             <w:r>
               <w:rPr>
@@ -890,7 +882,7 @@
                 <w:noProof/>
                 <w:webHidden/>
               </w:rPr>
-              <w:t>8</w:t>
+              <w:t>9</w:t>
             </w:r>
             <w:r>
               <w:rPr>
@@ -914,7 +906,7 @@
               <w:lang w:eastAsia="es-ES"/>
             </w:rPr>
           </w:pPr>
-          <w:hyperlink w:anchor="_Toc229591827" w:history="1">
+          <w:hyperlink w:anchor="_Toc230275736" w:history="1">
             <w:r>
               <w:rPr>
                 <w:rStyle w:val="Hipervnculo"/>
@@ -956,7 +948,7 @@
                 <w:noProof/>
                 <w:webHidden/>
               </w:rPr>
-              <w:instrText xml:space="preserve"> PAGEREF _Toc229591827 \h </w:instrText>
+              <w:instrText xml:space="preserve"> PAGEREF _Toc230275736 \h </w:instrText>
             </w:r>
             <w:r>
               <w:rPr>
@@ -976,7 +968,7 @@
                 <w:noProof/>
                 <w:webHidden/>
               </w:rPr>
-              <w:t>10</w:t>
+              <w:t>11</w:t>
             </w:r>
             <w:r>
               <w:rPr>
@@ -1000,7 +992,7 @@
               <w:lang w:eastAsia="es-ES"/>
             </w:rPr>
           </w:pPr>
-          <w:hyperlink w:anchor="_Toc229591828" w:history="1">
+          <w:hyperlink w:anchor="_Toc230275737" w:history="1">
             <w:r>
               <w:rPr>
                 <w:rStyle w:val="Hipervnculo"/>
@@ -1042,7 +1034,7 @@
                 <w:noProof/>
                 <w:webHidden/>
               </w:rPr>
-              <w:instrText xml:space="preserve"> PAGEREF _Toc229591828 \h </w:instrText>
+              <w:instrText xml:space="preserve"> PAGEREF _Toc230275737 \h </w:instrText>
             </w:r>
             <w:r>
               <w:rPr>
@@ -1062,7 +1054,7 @@
                 <w:noProof/>
                 <w:webHidden/>
               </w:rPr>
-              <w:t>12</w:t>
+              <w:t>13</w:t>
             </w:r>
             <w:r>
               <w:rPr>
@@ -1086,7 +1078,7 @@
               <w:lang w:eastAsia="es-ES"/>
             </w:rPr>
           </w:pPr>
-          <w:hyperlink w:anchor="_Toc229591829" w:history="1">
+          <w:hyperlink w:anchor="_Toc230275738" w:history="1">
             <w:r>
               <w:rPr>
                 <w:rStyle w:val="Hipervnculo"/>
@@ -1128,7 +1120,7 @@
                 <w:noProof/>
                 <w:webHidden/>
               </w:rPr>
-              <w:instrText xml:space="preserve"> PAGEREF _Toc229591829 \h </w:instrText>
+              <w:instrText xml:space="preserve"> PAGEREF _Toc230275738 \h </w:instrText>
             </w:r>
             <w:r>
               <w:rPr>
@@ -1148,7 +1140,7 @@
                 <w:noProof/>
                 <w:webHidden/>
               </w:rPr>
-              <w:t>13</w:t>
+              <w:t>14</w:t>
             </w:r>
             <w:r>
               <w:rPr>
@@ -1172,7 +1164,7 @@
               <w:lang w:eastAsia="es-ES"/>
             </w:rPr>
           </w:pPr>
-          <w:hyperlink w:anchor="_Toc229591830" w:history="1">
+          <w:hyperlink w:anchor="_Toc230275739" w:history="1">
             <w:r>
               <w:rPr>
                 <w:rStyle w:val="Hipervnculo"/>
@@ -1214,7 +1206,7 @@
                 <w:noProof/>
                 <w:webHidden/>
               </w:rPr>
-              <w:instrText xml:space="preserve"> PAGEREF _Toc229591830 \h </w:instrText>
+              <w:instrText xml:space="preserve"> PAGEREF _Toc230275739 \h </w:instrText>
             </w:r>
             <w:r>
               <w:rPr>
@@ -1234,7 +1226,7 @@
                 <w:noProof/>
                 <w:webHidden/>
               </w:rPr>
-              <w:t>15</w:t>
+              <w:t>16</w:t>
             </w:r>
             <w:r>
               <w:rPr>
@@ -1258,7 +1250,7 @@
               <w:lang w:eastAsia="es-ES"/>
             </w:rPr>
           </w:pPr>
-          <w:hyperlink w:anchor="_Toc229591831" w:history="1">
+          <w:hyperlink w:anchor="_Toc230275740" w:history="1">
             <w:r>
               <w:rPr>
                 <w:rStyle w:val="Hipervnculo"/>
@@ -1300,7 +1292,7 @@
                 <w:noProof/>
                 <w:webHidden/>
               </w:rPr>
-              <w:instrText xml:space="preserve"> PAGEREF _Toc229591831 \h </w:instrText>
+              <w:instrText xml:space="preserve"> PAGEREF _Toc230275740 \h </w:instrText>
             </w:r>
             <w:r>
               <w:rPr>
@@ -1320,7 +1312,7 @@
                 <w:noProof/>
                 <w:webHidden/>
               </w:rPr>
-              <w:t>15</w:t>
+              <w:t>16</w:t>
             </w:r>
             <w:r>
               <w:rPr>
@@ -1344,7 +1336,7 @@
               <w:lang w:eastAsia="es-ES"/>
             </w:rPr>
           </w:pPr>
-          <w:hyperlink w:anchor="_Toc229591832" w:history="1">
+          <w:hyperlink w:anchor="_Toc230275741" w:history="1">
             <w:r>
               <w:rPr>
                 <w:rStyle w:val="Hipervnculo"/>
@@ -1386,7 +1378,7 @@
                 <w:noProof/>
                 <w:webHidden/>
               </w:rPr>
-              <w:instrText xml:space="preserve"> PAGEREF _Toc229591832 \h </w:instrText>
+              <w:instrText xml:space="preserve"> PAGEREF _Toc230275741 \h </w:instrText>
             </w:r>
             <w:r>
               <w:rPr>
@@ -1406,7 +1398,7 @@
                 <w:noProof/>
                 <w:webHidden/>
               </w:rPr>
-              <w:t>15</w:t>
+              <w:t>16</w:t>
             </w:r>
             <w:r>
               <w:rPr>
@@ -1430,7 +1422,7 @@
               <w:lang w:eastAsia="es-ES"/>
             </w:rPr>
           </w:pPr>
-          <w:hyperlink w:anchor="_Toc229591833" w:history="1">
+          <w:hyperlink w:anchor="_Toc230275742" w:history="1">
             <w:r>
               <w:rPr>
                 <w:rStyle w:val="Hipervnculo"/>
@@ -1472,7 +1464,7 @@
                 <w:noProof/>
                 <w:webHidden/>
               </w:rPr>
-              <w:instrText xml:space="preserve"> PAGEREF _Toc229591833 \h </w:instrText>
+              <w:instrText xml:space="preserve"> PAGEREF _Toc230275742 \h </w:instrText>
             </w:r>
             <w:r>
               <w:rPr>
@@ -1492,7 +1484,7 @@
                 <w:noProof/>
                 <w:webHidden/>
               </w:rPr>
-              <w:t>17</w:t>
+              <w:t>19</w:t>
             </w:r>
             <w:r>
               <w:rPr>
@@ -1516,7 +1508,7 @@
               <w:lang w:eastAsia="es-ES"/>
             </w:rPr>
           </w:pPr>
-          <w:hyperlink w:anchor="_Toc229591834" w:history="1">
+          <w:hyperlink w:anchor="_Toc230275743" w:history="1">
             <w:r>
               <w:rPr>
                 <w:rStyle w:val="Hipervnculo"/>
@@ -1558,7 +1550,7 @@
                 <w:noProof/>
                 <w:webHidden/>
               </w:rPr>
-              <w:instrText xml:space="preserve"> PAGEREF _Toc229591834 \h </w:instrText>
+              <w:instrText xml:space="preserve"> PAGEREF _Toc230275743 \h </w:instrText>
             </w:r>
             <w:r>
               <w:rPr>
@@ -1578,7 +1570,7 @@
                 <w:noProof/>
                 <w:webHidden/>
               </w:rPr>
-              <w:t>18</w:t>
+              <w:t>20</w:t>
             </w:r>
             <w:r>
               <w:rPr>
@@ -1686,7 +1678,7 @@
             <w:noProof/>
             <w:webHidden/>
           </w:rPr>
-          <w:t>4</w:t>
+          <w:t>5</w:t>
         </w:r>
         <w:r>
           <w:rPr>
@@ -1756,7 +1748,7 @@
             <w:noProof/>
             <w:webHidden/>
           </w:rPr>
-          <w:t>5</w:t>
+          <w:t>6</w:t>
         </w:r>
         <w:r>
           <w:rPr>
@@ -1826,7 +1818,7 @@
             <w:noProof/>
             <w:webHidden/>
           </w:rPr>
-          <w:t>6</w:t>
+          <w:t>7</w:t>
         </w:r>
         <w:r>
           <w:rPr>
@@ -1896,7 +1888,7 @@
             <w:noProof/>
             <w:webHidden/>
           </w:rPr>
-          <w:t>7</w:t>
+          <w:t>8</w:t>
         </w:r>
         <w:r>
           <w:rPr>
@@ -1966,7 +1958,7 @@
             <w:noProof/>
             <w:webHidden/>
           </w:rPr>
-          <w:t>8</w:t>
+          <w:t>9</w:t>
         </w:r>
         <w:r>
           <w:rPr>
@@ -2036,7 +2028,7 @@
             <w:noProof/>
             <w:webHidden/>
           </w:rPr>
-          <w:t>9</w:t>
+          <w:t>10</w:t>
         </w:r>
         <w:r>
           <w:rPr>
@@ -2106,7 +2098,7 @@
             <w:noProof/>
             <w:webHidden/>
           </w:rPr>
-          <w:t>9</w:t>
+          <w:t>10</w:t>
         </w:r>
         <w:r>
           <w:rPr>
@@ -2176,7 +2168,7 @@
             <w:noProof/>
             <w:webHidden/>
           </w:rPr>
-          <w:t>10</w:t>
+          <w:t>11</w:t>
         </w:r>
         <w:r>
           <w:rPr>
@@ -2246,7 +2238,7 @@
             <w:noProof/>
             <w:webHidden/>
           </w:rPr>
-          <w:t>11</w:t>
+          <w:t>12</w:t>
         </w:r>
         <w:r>
           <w:rPr>
@@ -2316,7 +2308,7 @@
             <w:noProof/>
             <w:webHidden/>
           </w:rPr>
-          <w:t>11</w:t>
+          <w:t>12</w:t>
         </w:r>
         <w:r>
           <w:rPr>
@@ -2386,7 +2378,7 @@
             <w:noProof/>
             <w:webHidden/>
           </w:rPr>
-          <w:t>13</w:t>
+          <w:t>14</w:t>
         </w:r>
         <w:r>
           <w:rPr>
@@ -2456,7 +2448,7 @@
             <w:noProof/>
             <w:webHidden/>
           </w:rPr>
-          <w:t>14</w:t>
+          <w:t>15</w:t>
         </w:r>
         <w:r>
           <w:rPr>
@@ -2526,7 +2518,7 @@
             <w:noProof/>
             <w:webHidden/>
           </w:rPr>
-          <w:t>14</w:t>
+          <w:t>15</w:t>
         </w:r>
         <w:r>
           <w:rPr>
@@ -2596,7 +2588,7 @@
             <w:noProof/>
             <w:webHidden/>
           </w:rPr>
-          <w:t>15</w:t>
+          <w:t>16</w:t>
         </w:r>
         <w:r>
           <w:rPr>
@@ -2666,7 +2658,7 @@
             <w:noProof/>
             <w:webHidden/>
           </w:rPr>
-          <w:t>16</w:t>
+          <w:t>17</w:t>
         </w:r>
         <w:r>
           <w:rPr>
@@ -2736,7 +2728,7 @@
             <w:noProof/>
             <w:webHidden/>
           </w:rPr>
-          <w:t>16</w:t>
+          <w:t>18</w:t>
         </w:r>
         <w:r>
           <w:rPr>
@@ -2806,7 +2798,7 @@
             <w:noProof/>
             <w:webHidden/>
           </w:rPr>
-          <w:t>17</w:t>
+          <w:t>19</w:t>
         </w:r>
         <w:r>
           <w:rPr>
@@ -2876,7 +2868,7 @@
             <w:noProof/>
             <w:webHidden/>
           </w:rPr>
-          <w:t>18</w:t>
+          <w:t>20</w:t>
         </w:r>
         <w:r>
           <w:rPr>
@@ -2910,7 +2902,7 @@
         <w:pStyle w:val="Ttulo1"/>
         <w:jc w:val="both"/>
       </w:pPr>
-      <w:bookmarkStart w:id="0" w:name="_Toc229591819"/>
+      <w:bookmarkStart w:id="0" w:name="_Toc230275728"/>
       <w:r>
         <w:t>Introducción al manual</w:t>
       </w:r>
@@ -2933,7 +2925,7 @@
         </w:numPr>
         <w:jc w:val="both"/>
       </w:pPr>
-      <w:bookmarkStart w:id="1" w:name="_Toc229591820"/>
+      <w:bookmarkStart w:id="1" w:name="_Toc230275729"/>
       <w:r>
         <w:t>Propósito del documento</w:t>
       </w:r>
@@ -2958,7 +2950,13 @@
         <w:t>dificultades</w:t>
       </w:r>
       <w:r>
-        <w:t>; y por otro, para que mi prima (la administradora) sepa cómo usar su panel de control privado para gestionar los pedidos, subir fotos de telas nuevas y llevar su negocio al día.</w:t>
+        <w:t xml:space="preserve">; y por otro, para que </w:t>
+      </w:r>
+      <w:r>
+        <w:t xml:space="preserve">el usuario administrador(los artesanos) </w:t>
+      </w:r>
+      <w:r>
+        <w:t>sepa cómo usar su panel de control privado para gestionar los pedidos, subir fotos de telas nuevas y llevar su negocio al día.</w:t>
       </w:r>
     </w:p>
     <w:p>
@@ -2975,7 +2973,7 @@
         </w:numPr>
         <w:jc w:val="both"/>
       </w:pPr>
-      <w:bookmarkStart w:id="2" w:name="_Toc229591821"/>
+      <w:bookmarkStart w:id="2" w:name="_Toc230275730"/>
       <w:r>
         <w:t>Requisitos de acceso (Navegador e Internet)</w:t>
       </w:r>
@@ -3003,15 +3001,7 @@
         <w:jc w:val="both"/>
       </w:pPr>
       <w:r>
-        <w:t xml:space="preserve">Un móvil, una </w:t>
-      </w:r>
-      <w:proofErr w:type="spellStart"/>
-      <w:r>
-        <w:t>tablet</w:t>
-      </w:r>
-      <w:proofErr w:type="spellEnd"/>
-      <w:r>
-        <w:t xml:space="preserve"> o un ordenador que tenga conexión a Internet</w:t>
+        <w:t>Un móvil, una tablet o un ordenador que tenga conexión a Internet</w:t>
       </w:r>
       <w:r>
         <w:t>, ya que al ser responsive no importa el dispositivo desde el que accedas.</w:t>
@@ -3050,7 +3040,7 @@
       <w:r>
         <w:t xml:space="preserve"> </w:t>
       </w:r>
-      <w:bookmarkStart w:id="3" w:name="_Toc229591822"/>
+      <w:bookmarkStart w:id="3" w:name="_Toc230275731"/>
       <w:r>
         <w:t>Entorno del Cliente (Usuario)</w:t>
       </w:r>
@@ -3116,7 +3106,7 @@
         </w:numPr>
         <w:jc w:val="both"/>
       </w:pPr>
-      <w:bookmarkStart w:id="4" w:name="_Toc229591823"/>
+      <w:bookmarkStart w:id="4" w:name="_Toc230275732"/>
       <w:r>
         <w:t>Registro e inicio de sesión</w:t>
       </w:r>
@@ -3140,33 +3130,31 @@
         <w:t>, no podrás ni añadir un producto al carrito, ni crear un encargo personalizado.</w:t>
       </w:r>
       <w:r>
-        <w:t xml:space="preserve"> Así mi prima sabe a dónde tiene que mandar el paquete.</w:t>
-      </w:r>
-    </w:p>
-    <w:p>
-      <w:pPr>
-        <w:keepNext/>
+        <w:t xml:space="preserve"> Así </w:t>
+      </w:r>
+      <w:r>
+        <w:t>los usuarios administradores</w:t>
+      </w:r>
+      <w:r>
+        <w:t xml:space="preserve"> sabe</w:t>
+      </w:r>
+      <w:r>
+        <w:t>n</w:t>
+      </w:r>
+      <w:r>
+        <w:t xml:space="preserve"> a dónde tiene que mandar el paquete.</w:t>
+      </w:r>
+    </w:p>
+    <w:p>
+      <w:pPr>
+        <w:pStyle w:val="Prrafodelista"/>
         <w:numPr>
           <w:ilvl w:val="0"/>
           <w:numId w:val="20"/>
         </w:numPr>
-        <w:ind w:left="1416" w:hanging="1056"/>
-        <w:jc w:val="both"/>
-      </w:pPr>
-      <w:r>
-        <w:t xml:space="preserve">Para registrarse: Le dan al botón " Iniciar sesión" que está arriba a la derecha. Como son </w:t>
-      </w:r>
-      <w:r>
-        <w:t>nuevos usuarios</w:t>
-      </w:r>
-      <w:r>
-        <w:t xml:space="preserve">, pinchan abajo </w:t>
-      </w:r>
-      <w:r>
-        <w:t xml:space="preserve">donde </w:t>
-      </w:r>
-      <w:r>
-        <w:t>dice "Regístrate aquí". El sistema les pide un usuario, su email, la dirección de su casa y una contraseña. Le he metido un comprobador en tiempo real para que, si escriben mal el email o ponen una contraseña muy corta, les avise antes de enviar nada.</w:t>
+      </w:pPr>
+      <w:r>
+        <w:t>Para registrarse: Le dan al botón " Iniciar sesión" que está arriba a la derecha. Como son nuevos usuarios, pinchan abajo donde dice "Regístrate aquí". El sistema les pide un usuario, su email, la dirección de su casa y una contraseña. Le he metido un comprobador en tiempo real para que, si escriben mal el email o ponen una contraseña muy corta, les avise antes de enviar nada.</w:t>
       </w:r>
     </w:p>
     <w:p>
@@ -3191,6 +3179,18 @@
     <w:p>
       <w:pPr>
         <w:keepNext/>
+        <w:jc w:val="both"/>
+      </w:pPr>
+    </w:p>
+    <w:p>
+      <w:pPr>
+        <w:keepNext/>
+        <w:jc w:val="both"/>
+      </w:pPr>
+    </w:p>
+    <w:p>
+      <w:pPr>
+        <w:keepNext/>
         <w:jc w:val="center"/>
       </w:pPr>
       <w:r>
@@ -3198,8 +3198,8 @@
           <w:noProof/>
         </w:rPr>
         <w:drawing>
-          <wp:inline distT="0" distB="0" distL="0" distR="0" wp14:anchorId="25376AA8" wp14:editId="0464AFEE">
-            <wp:extent cx="2768128" cy="3000375"/>
+          <wp:inline distT="0" distB="0" distL="0" distR="0" wp14:anchorId="25376AA8" wp14:editId="7B0D9A85">
+            <wp:extent cx="3506295" cy="3800475"/>
             <wp:effectExtent l="0" t="0" r="0" b="0"/>
             <wp:docPr id="1677519096" name="Imagen 1"/>
             <wp:cNvGraphicFramePr>
@@ -3221,7 +3221,7 @@
                   <pic:spPr>
                     <a:xfrm>
                       <a:off x="0" y="0"/>
-                      <a:ext cx="2772380" cy="3004984"/>
+                      <a:ext cx="3516935" cy="3812008"/>
                     </a:xfrm>
                     <a:prstGeom prst="rect">
                       <a:avLst/>
@@ -3313,8 +3313,8 @@
         </w:rPr>
         <w:lastRenderedPageBreak/>
         <w:drawing>
-          <wp:inline distT="0" distB="0" distL="0" distR="0" wp14:anchorId="53AA7F97" wp14:editId="28AE3196">
-            <wp:extent cx="2276475" cy="3355348"/>
+          <wp:inline distT="0" distB="0" distL="0" distR="0" wp14:anchorId="53AA7F97" wp14:editId="64D63879">
+            <wp:extent cx="2990850" cy="4408283"/>
             <wp:effectExtent l="0" t="0" r="0" b="0"/>
             <wp:docPr id="531656860" name="Imagen 1"/>
             <wp:cNvGraphicFramePr>
@@ -3336,7 +3336,7 @@
                   <pic:spPr>
                     <a:xfrm>
                       <a:off x="0" y="0"/>
-                      <a:ext cx="2282634" cy="3364426"/>
+                      <a:ext cx="3003350" cy="4426707"/>
                     </a:xfrm>
                     <a:prstGeom prst="rect">
                       <a:avLst/>
@@ -3421,7 +3421,7 @@
         </w:numPr>
         <w:jc w:val="both"/>
       </w:pPr>
-      <w:bookmarkStart w:id="7" w:name="_Toc229591824"/>
+      <w:bookmarkStart w:id="7" w:name="_Toc230275733"/>
       <w:r>
         <w:lastRenderedPageBreak/>
         <w:t>Navegación por la tienda</w:t>
@@ -3434,7 +3434,31 @@
         <w:jc w:val="both"/>
       </w:pPr>
       <w:r>
-        <w:t>La página de "Inicio" es el catálogo donde salen todos los productos que mi prima tiene en stock. Para que las clientas no se vuelvan locas buscando, les he puesto una barra de herramientas arriba:</w:t>
+        <w:t xml:space="preserve">La página de "Inicio" es el catálogo donde salen todos los productos que </w:t>
+      </w:r>
+      <w:r>
+        <w:t>la tienda</w:t>
+      </w:r>
+      <w:r>
+        <w:t xml:space="preserve"> tiene en stock. Para que las clientas </w:t>
+      </w:r>
+      <w:r>
+        <w:t xml:space="preserve">no pierdan el </w:t>
+      </w:r>
+      <w:r>
+        <w:t xml:space="preserve">foco </w:t>
+      </w:r>
+      <w:r>
+        <w:t>buscando</w:t>
+      </w:r>
+      <w:r>
+        <w:t xml:space="preserve">, he </w:t>
+      </w:r>
+      <w:r>
+        <w:t>añadido</w:t>
+      </w:r>
+      <w:r>
+        <w:t xml:space="preserve"> una barra de herramientas arriba:</w:t>
       </w:r>
     </w:p>
     <w:p>
@@ -3466,7 +3490,13 @@
         <w:jc w:val="both"/>
       </w:pPr>
       <w:r>
-        <w:t>Tienen un buscador rápido para escribir el nombre de un producto y encontrarlo del tirón.</w:t>
+        <w:t>Tienen un buscador rápido para escribir el nombre de un producto y encontrarlo</w:t>
+      </w:r>
+      <w:r>
+        <w:t xml:space="preserve"> fácilmente</w:t>
+      </w:r>
+      <w:r>
+        <w:t>.</w:t>
       </w:r>
     </w:p>
     <w:p>
@@ -3494,10 +3524,13 @@
         <w:jc w:val="center"/>
       </w:pPr>
       <w:r>
+        <w:rPr>
+          <w:noProof/>
+        </w:rPr>
         <w:drawing>
-          <wp:inline distT="0" distB="0" distL="0" distR="0" wp14:anchorId="3296071D" wp14:editId="6CC7A502">
-            <wp:extent cx="5400040" cy="2704465"/>
-            <wp:effectExtent l="0" t="0" r="0" b="635"/>
+          <wp:inline distT="0" distB="0" distL="0" distR="0" wp14:anchorId="3296071D" wp14:editId="174B2EEA">
+            <wp:extent cx="5572476" cy="2790825"/>
+            <wp:effectExtent l="0" t="0" r="9525" b="0"/>
             <wp:docPr id="1717372651" name="Imagen 1"/>
             <wp:cNvGraphicFramePr>
               <a:graphicFrameLocks xmlns:a="http://schemas.openxmlformats.org/drawingml/2006/main" noChangeAspect="1"/>
@@ -3518,7 +3551,7 @@
                   <pic:spPr>
                     <a:xfrm>
                       <a:off x="0" y="0"/>
-                      <a:ext cx="5400040" cy="2704465"/>
+                      <a:ext cx="5575548" cy="2792364"/>
                     </a:xfrm>
                     <a:prstGeom prst="rect">
                       <a:avLst/>
@@ -3605,6 +3638,9 @@
         <w:jc w:val="center"/>
       </w:pPr>
       <w:r>
+        <w:rPr>
+          <w:noProof/>
+        </w:rPr>
         <w:lastRenderedPageBreak/>
         <w:drawing>
           <wp:inline distT="0" distB="0" distL="0" distR="0" wp14:anchorId="4D1B301F" wp14:editId="317553EC">
@@ -3661,15 +3697,7 @@
         </w:r>
       </w:fldSimple>
       <w:r>
-        <w:t xml:space="preserve"> </w:t>
-      </w:r>
-      <w:proofErr w:type="spellStart"/>
-      <w:r>
-        <w:t>Details</w:t>
-      </w:r>
-      <w:proofErr w:type="spellEnd"/>
-      <w:r>
-        <w:t xml:space="preserve"> producto</w:t>
+        <w:t xml:space="preserve"> Details producto</w:t>
       </w:r>
       <w:bookmarkEnd w:id="9"/>
     </w:p>
@@ -3687,7 +3715,7 @@
         </w:numPr>
         <w:jc w:val="both"/>
       </w:pPr>
-      <w:bookmarkStart w:id="10" w:name="_Toc229591825"/>
+      <w:bookmarkStart w:id="10" w:name="_Toc230275734"/>
       <w:r>
         <w:t>Crear un encargo personalizado</w:t>
       </w:r>
@@ -3740,7 +3768,13 @@
         <w:jc w:val="both"/>
       </w:pPr>
       <w:r>
-        <w:t>Luego, la web le enseña todas las fotos de las telas y estampados que mi prima tiene físicamente en el taller en ese momento. La clienta pincha en su tela favorita.</w:t>
+        <w:t xml:space="preserve">Luego, la web le enseña todas las fotos de las telas y estampados que </w:t>
+      </w:r>
+      <w:r>
+        <w:t xml:space="preserve">hay </w:t>
+      </w:r>
+      <w:r>
+        <w:t>físicamente en el taller en ese momento. La clienta pincha en su tela favorita.</w:t>
       </w:r>
     </w:p>
     <w:p>
@@ -3753,7 +3787,13 @@
         <w:jc w:val="both"/>
       </w:pPr>
       <w:r>
-        <w:t>Por último, hay un cajón de texto para escribir el nombre del niño o niña si quiere que se lo bordemos. Le da a "Añadir a la cesta" y listo, el pedido se guarda con todos sus detalles.</w:t>
+        <w:t xml:space="preserve">Por último, hay un cajón de texto para escribir el nombre del niño o niña si quiere que se </w:t>
+      </w:r>
+      <w:r>
+        <w:t>borde</w:t>
+      </w:r>
+      <w:r>
+        <w:t>. Le da a "Añadir a la cesta" y listo, el pedido se guarda con todos sus detalles.</w:t>
       </w:r>
     </w:p>
     <w:p>
@@ -3768,6 +3808,9 @@
         <w:jc w:val="center"/>
       </w:pPr>
       <w:r>
+        <w:rPr>
+          <w:noProof/>
+        </w:rPr>
         <w:drawing>
           <wp:inline distT="0" distB="0" distL="0" distR="0" wp14:anchorId="1C4A1195" wp14:editId="4A510918">
             <wp:extent cx="3067576" cy="4229100"/>
@@ -3875,6 +3918,11 @@
     </w:p>
     <w:p>
       <w:pPr>
+        <w:jc w:val="both"/>
+      </w:pPr>
+    </w:p>
+    <w:p>
+      <w:pPr>
         <w:pStyle w:val="Ttulo2"/>
         <w:numPr>
           <w:ilvl w:val="1"/>
@@ -3882,8 +3930,9 @@
         </w:numPr>
         <w:jc w:val="both"/>
       </w:pPr>
-      <w:bookmarkStart w:id="12" w:name="_Toc229591826"/>
-      <w:r>
+      <w:bookmarkStart w:id="12" w:name="_Toc230275735"/>
+      <w:r>
+        <w:lastRenderedPageBreak/>
         <w:t>Carrito y procedimiento de pago</w:t>
       </w:r>
       <w:bookmarkEnd w:id="12"/>
@@ -3907,7 +3956,13 @@
         <w:jc w:val="both"/>
       </w:pPr>
       <w:r>
-        <w:t>Al entrar, la clienta ve su lista, puede sumar o restar cantidades o borrar cosas si se ha arrepentido. La web le calcula el total sola.</w:t>
+        <w:t>Al entrar, la clienta ve su lista, puede sumar o restar cantidades o borrar cosas si se ha</w:t>
+      </w:r>
+      <w:r>
+        <w:t>n equivocado</w:t>
+      </w:r>
+      <w:r>
+        <w:t>. La web le calcula el total sola.</w:t>
       </w:r>
     </w:p>
     <w:p>
@@ -3920,11 +3975,7 @@
         <w:jc w:val="both"/>
       </w:pPr>
       <w:r>
-        <w:t xml:space="preserve">A la hora de pagar: Cuando le da a "Pagar", la web la manda al sistema de pago seguro de Stripe. Yo no guardo los datos de las tarjetas de nadie en mi </w:t>
-      </w:r>
-      <w:r>
-        <w:lastRenderedPageBreak/>
-        <w:t>base de datos, de eso se encarga Stripe que es seguro. Si la tarjeta pasa, sale una pantalla verde de "¡Pago realizado con éxito!" y el carrito se queda vacío.</w:t>
+        <w:t>A la hora de pagar: Cuando le da a "Pagar", la web la manda al sistema de pago seguro de Stripe. Yo no guardo los datos de las tarjetas de nadie en mi base de datos, de eso se encarga Stripe que es seguro. Si la tarjeta pasa, sale una pantalla verde de "¡Pago realizado con éxito!" y el carrito se queda vacío.</w:t>
       </w:r>
     </w:p>
     <w:p>
@@ -3943,6 +3994,9 @@
         <w:jc w:val="center"/>
       </w:pPr>
       <w:r>
+        <w:rPr>
+          <w:noProof/>
+        </w:rPr>
         <w:drawing>
           <wp:inline distT="0" distB="0" distL="0" distR="0" wp14:anchorId="0E9918E3" wp14:editId="222F8E06">
             <wp:extent cx="5400040" cy="1835150"/>
@@ -4058,8 +4112,8 @@
           <w:noProof/>
         </w:rPr>
         <w:drawing>
-          <wp:inline distT="0" distB="0" distL="0" distR="0" wp14:anchorId="36D09B7E" wp14:editId="580CA80A">
-            <wp:extent cx="4086225" cy="3417360"/>
+          <wp:inline distT="0" distB="0" distL="0" distR="0" wp14:anchorId="36D09B7E" wp14:editId="65BFB751">
+            <wp:extent cx="3714750" cy="3106691"/>
             <wp:effectExtent l="0" t="0" r="0" b="0"/>
             <wp:docPr id="872028289" name="Imagen 1"/>
             <wp:cNvGraphicFramePr>
@@ -4081,7 +4135,7 @@
                   <pic:spPr>
                     <a:xfrm>
                       <a:off x="0" y="0"/>
-                      <a:ext cx="4089435" cy="3420044"/>
+                      <a:ext cx="3724174" cy="3114573"/>
                     </a:xfrm>
                     <a:prstGeom prst="rect">
                       <a:avLst/>
@@ -4171,7 +4225,6 @@
         <w:rPr>
           <w:noProof/>
         </w:rPr>
-        <w:lastRenderedPageBreak/>
         <w:drawing>
           <wp:inline distT="0" distB="0" distL="0" distR="0" wp14:anchorId="547D16AC" wp14:editId="4A0637C0">
             <wp:extent cx="5400040" cy="3015615"/>
@@ -4286,7 +4339,7 @@
         </w:numPr>
         <w:jc w:val="both"/>
       </w:pPr>
-      <w:bookmarkStart w:id="16" w:name="_Toc229591827"/>
+      <w:bookmarkStart w:id="16" w:name="_Toc230275736"/>
       <w:r>
         <w:t>Perfil de Usuario</w:t>
       </w:r>
@@ -4298,43 +4351,136 @@
         <w:jc w:val="both"/>
       </w:pPr>
       <w:r>
-        <w:t>Si la clienta hace clic en su nombre arriba, se va a su "Área Personal". Esta parte la programé para que las clientas dejen de preguntarle a mi prima por Instagram "¿cómo va mi pedido?". Aquí les sale una lista con todas las cosas que han comprado, la fecha, el precio y el Estado en tiempo real. Si mi prima lo tiene a medias, a la clienta le sale una etiqueta azul que dice "EN PREPARACIÓN". Y si pinchan en el pedido, pueden ver el recibo para recordar qué tela eligieron</w:t>
-      </w:r>
-      <w:r>
-        <w:t xml:space="preserve">, también he añadido una función a partir de </w:t>
-      </w:r>
-      <w:proofErr w:type="spellStart"/>
-      <w:r>
-        <w:t>MailTrap</w:t>
-      </w:r>
-      <w:proofErr w:type="spellEnd"/>
-      <w:r>
-        <w:t xml:space="preserve"> para que cada vez que se haga una </w:t>
-      </w:r>
-      <w:r>
-        <w:lastRenderedPageBreak/>
-        <w:t>modificación en el pedido, se mande un correo avisando al comprador del estado de su pedido.</w:t>
-      </w:r>
-    </w:p>
-    <w:p>
-      <w:pPr>
-        <w:keepNext/>
-        <w:jc w:val="both"/>
-      </w:pPr>
-    </w:p>
-    <w:p>
-      <w:pPr>
-        <w:keepNext/>
-        <w:jc w:val="center"/>
-      </w:pPr>
-      <w:r>
         <w:rPr>
           <w:noProof/>
         </w:rPr>
+        <mc:AlternateContent>
+          <mc:Choice Requires="wps">
+            <w:drawing>
+              <wp:anchor distT="0" distB="0" distL="114300" distR="114300" simplePos="0" relativeHeight="251660288" behindDoc="0" locked="0" layoutInCell="1" allowOverlap="1" wp14:anchorId="2E3F2F9A" wp14:editId="0A6D2B16">
+                <wp:simplePos x="0" y="0"/>
+                <wp:positionH relativeFrom="column">
+                  <wp:posOffset>1853565</wp:posOffset>
+                </wp:positionH>
+                <wp:positionV relativeFrom="paragraph">
+                  <wp:posOffset>4328795</wp:posOffset>
+                </wp:positionV>
+                <wp:extent cx="1561465" cy="635"/>
+                <wp:effectExtent l="0" t="0" r="0" b="0"/>
+                <wp:wrapNone/>
+                <wp:docPr id="25753743" name="Cuadro de texto 1"/>
+                <wp:cNvGraphicFramePr/>
+                <a:graphic xmlns:a="http://schemas.openxmlformats.org/drawingml/2006/main">
+                  <a:graphicData uri="http://schemas.microsoft.com/office/word/2010/wordprocessingShape">
+                    <wps:wsp>
+                      <wps:cNvSpPr txBox="1"/>
+                      <wps:spPr>
+                        <a:xfrm>
+                          <a:off x="0" y="0"/>
+                          <a:ext cx="1561465" cy="635"/>
+                        </a:xfrm>
+                        <a:prstGeom prst="rect">
+                          <a:avLst/>
+                        </a:prstGeom>
+                        <a:solidFill>
+                          <a:prstClr val="white"/>
+                        </a:solidFill>
+                        <a:ln>
+                          <a:noFill/>
+                        </a:ln>
+                      </wps:spPr>
+                      <wps:txbx>
+                        <w:txbxContent>
+                          <w:p>
+                            <w:pPr>
+                              <w:pStyle w:val="Descripcin"/>
+                              <w:rPr>
+                                <w:noProof/>
+                              </w:rPr>
+                            </w:pPr>
+                            <w:r>
+                              <w:t xml:space="preserve">Ilustración </w:t>
+                            </w:r>
+                            <w:fldSimple w:instr=" SEQ Ilustración \* ARABIC ">
+                              <w:r>
+                                <w:rPr>
+                                  <w:noProof/>
+                                </w:rPr>
+                                <w:t>9</w:t>
+                              </w:r>
+                            </w:fldSimple>
+                            <w:r>
+                              <w:t xml:space="preserve"> Detalles User</w:t>
+                            </w:r>
+                          </w:p>
+                        </w:txbxContent>
+                      </wps:txbx>
+                      <wps:bodyPr rot="0" spcFirstLastPara="0" vertOverflow="overflow" horzOverflow="overflow" vert="horz" wrap="square" lIns="0" tIns="0" rIns="0" bIns="0" numCol="1" spcCol="0" rtlCol="0" fromWordArt="0" anchor="t" anchorCtr="0" forceAA="0" compatLnSpc="1">
+                        <a:prstTxWarp prst="textNoShape">
+                          <a:avLst/>
+                        </a:prstTxWarp>
+                        <a:spAutoFit/>
+                      </wps:bodyPr>
+                    </wps:wsp>
+                  </a:graphicData>
+                </a:graphic>
+              </wp:anchor>
+            </w:drawing>
+          </mc:Choice>
+          <mc:Fallback>
+            <w:pict>
+              <v:shapetype w14:anchorId="2E3F2F9A" id="_x0000_t202" coordsize="21600,21600" o:spt="202" path="m,l,21600r21600,l21600,xe">
+                <v:stroke joinstyle="miter"/>
+                <v:path gradientshapeok="t" o:connecttype="rect"/>
+              </v:shapetype>
+              <v:shape id="Cuadro de texto 1" o:spid="_x0000_s1026" type="#_x0000_t202" style="position:absolute;left:0;text-align:left;margin-left:145.95pt;margin-top:340.85pt;width:122.95pt;height:.05pt;z-index:251660288;visibility:visible;mso-wrap-style:square;mso-wrap-distance-left:9pt;mso-wrap-distance-top:0;mso-wrap-distance-right:9pt;mso-wrap-distance-bottom:0;mso-position-horizontal:absolute;mso-position-horizontal-relative:text;mso-position-vertical:absolute;mso-position-vertical-relative:text;v-text-anchor:top" o:gfxdata="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" stroked="f">
+                <v:textbox style="mso-fit-shape-to-text:t" inset="0,0,0,0">
+                  <w:txbxContent>
+                    <w:p>
+                      <w:pPr>
+                        <w:pStyle w:val="Descripcin"/>
+                        <w:rPr>
+                          <w:noProof/>
+                        </w:rPr>
+                      </w:pPr>
+                      <w:r>
+                        <w:t xml:space="preserve">Ilustración </w:t>
+                      </w:r>
+                      <w:fldSimple w:instr=" SEQ Ilustración \* ARABIC ">
+                        <w:r>
+                          <w:rPr>
+                            <w:noProof/>
+                          </w:rPr>
+                          <w:t>9</w:t>
+                        </w:r>
+                      </w:fldSimple>
+                      <w:r>
+                        <w:t xml:space="preserve"> Detalles User</w:t>
+                      </w:r>
+                    </w:p>
+                  </w:txbxContent>
+                </v:textbox>
+              </v:shape>
+            </w:pict>
+          </mc:Fallback>
+        </mc:AlternateContent>
+      </w:r>
+      <w:r>
+        <w:rPr>
+          <w:noProof/>
+        </w:rPr>
         <w:drawing>
-          <wp:inline distT="0" distB="0" distL="0" distR="0" wp14:anchorId="3F857CF8" wp14:editId="499D2C5E">
-            <wp:extent cx="1638300" cy="2614568"/>
-            <wp:effectExtent l="0" t="0" r="0" b="0"/>
+          <wp:anchor distT="0" distB="0" distL="114300" distR="114300" simplePos="0" relativeHeight="251658240" behindDoc="0" locked="0" layoutInCell="1" allowOverlap="1" wp14:anchorId="3F857CF8" wp14:editId="0CDDD805">
+            <wp:simplePos x="0" y="0"/>
+            <wp:positionH relativeFrom="column">
+              <wp:posOffset>1853565</wp:posOffset>
+            </wp:positionH>
+            <wp:positionV relativeFrom="paragraph">
+              <wp:posOffset>1791335</wp:posOffset>
+            </wp:positionV>
+            <wp:extent cx="1561465" cy="2480380"/>
+            <wp:effectExtent l="0" t="0" r="635" b="0"/>
+            <wp:wrapNone/>
             <wp:docPr id="796016689" name="Imagen 1"/>
             <wp:cNvGraphicFramePr>
               <a:graphicFrameLocks xmlns:a="http://schemas.openxmlformats.org/drawingml/2006/main" noChangeAspect="1"/>
@@ -4347,7 +4493,13 @@
                     <pic:cNvPicPr/>
                   </pic:nvPicPr>
                   <pic:blipFill>
-                    <a:blip r:embed="rId17"/>
+                    <a:blip r:embed="rId17" cstate="print">
+                      <a:extLst>
+                        <a:ext uri="{28A0092B-C50C-407E-A947-70E740481C1C}">
+                          <a14:useLocalDpi xmlns:a14="http://schemas.microsoft.com/office/drawing/2010/main" val="0"/>
+                        </a:ext>
+                      </a:extLst>
+                    </a:blip>
                     <a:stretch>
                       <a:fillRect/>
                     </a:stretch>
@@ -4355,7 +4507,7 @@
                   <pic:spPr>
                     <a:xfrm>
                       <a:off x="0" y="0"/>
-                      <a:ext cx="1643248" cy="2622465"/>
+                      <a:ext cx="1561465" cy="2480380"/>
                     </a:xfrm>
                     <a:prstGeom prst="rect">
                       <a:avLst/>
@@ -4364,9 +4516,39 @@
                 </pic:pic>
               </a:graphicData>
             </a:graphic>
-          </wp:inline>
+            <wp14:sizeRelH relativeFrom="page">
+              <wp14:pctWidth>0</wp14:pctWidth>
+            </wp14:sizeRelH>
+            <wp14:sizeRelV relativeFrom="page">
+              <wp14:pctHeight>0</wp14:pctHeight>
+            </wp14:sizeRelV>
+          </wp:anchor>
         </w:drawing>
       </w:r>
+      <w:r>
+        <w:t>Si la clienta hace clic en su nombre arriba, se va a su "Área Personal". Esta parte la programé para que las clientas dejen de preguntarle por Instagram "¿cómo va mi pedido?". Aquí les sale una lista con todas las cosas que han comprado, la fecha, el precio y el Estado en tiempo real. Si mi prima lo tiene a medias, a la clienta le sale una etiqueta azul que dice "EN PREPARACIÓN". Y si pinchan en el pedido, pueden ver el recibo para recordar qué tela eligieron</w:t>
+      </w:r>
+      <w:r>
+        <w:t>, también he añadido una función a</w:t>
+      </w:r>
+      <w:r>
+        <w:t xml:space="preserve"> </w:t>
+      </w:r>
+      <w:r>
+        <w:t>partir de MailTrap para que cada vez que se haga una modificación en el pedido, se mande un correo avisando al comprador del estado de su pedido.</w:t>
+      </w:r>
+    </w:p>
+    <w:p>
+      <w:pPr>
+        <w:keepNext/>
+        <w:jc w:val="both"/>
+      </w:pPr>
+    </w:p>
+    <w:p>
+      <w:pPr>
+        <w:keepNext/>
+        <w:jc w:val="center"/>
+      </w:pPr>
     </w:p>
     <w:p>
       <w:pPr>
@@ -4412,7 +4594,7 @@
           <w:iCs w:val="0"/>
           <w:noProof/>
         </w:rPr>
-        <w:t>9</w:t>
+        <w:t>10</w:t>
       </w:r>
       <w:r>
         <w:rPr>
@@ -4445,6 +4627,7 @@
         <w:rPr>
           <w:noProof/>
         </w:rPr>
+        <w:lastRenderedPageBreak/>
         <w:drawing>
           <wp:inline distT="0" distB="0" distL="0" distR="0" wp14:anchorId="6E0DD5AF" wp14:editId="49D10F9D">
             <wp:extent cx="5400040" cy="2966085"/>
@@ -4496,7 +4679,7 @@
           <w:rPr>
             <w:noProof/>
           </w:rPr>
-          <w:t>10</w:t>
+          <w:t>11</w:t>
         </w:r>
       </w:fldSimple>
       <w:r>
@@ -4523,9 +4706,8 @@
         </w:numPr>
         <w:jc w:val="both"/>
       </w:pPr>
-      <w:bookmarkStart w:id="19" w:name="_Toc229591828"/>
-      <w:r>
-        <w:lastRenderedPageBreak/>
+      <w:bookmarkStart w:id="19" w:name="_Toc230275737"/>
+      <w:r>
         <w:t>Página de Contacto</w:t>
       </w:r>
       <w:bookmarkEnd w:id="19"/>
@@ -4559,7 +4741,13 @@
         <w:jc w:val="both"/>
       </w:pPr>
       <w:r>
-        <w:t>Nuestra filosofía: Aquí dejo claro que en Costuras con Mimo no se corre; se trabaja con calma y con materiales de primera. Es el resumen de lo que significa el trabajo hecho a mano.</w:t>
+        <w:t xml:space="preserve">Nuestra filosofía: Aquí dejo claro que en Costuras con Mimo no se </w:t>
+      </w:r>
+      <w:r>
+        <w:t>va con prisa</w:t>
+      </w:r>
+      <w:r>
+        <w:t>; se trabaja con calma y con materiales de primera. Es el resumen de lo que significa el trabajo hecho a mano.</w:t>
       </w:r>
     </w:p>
     <w:p>
@@ -4585,8 +4773,8 @@
         </w:rPr>
         <w:lastRenderedPageBreak/>
         <w:drawing>
-          <wp:inline distT="0" distB="0" distL="0" distR="0" wp14:anchorId="120B0CC7" wp14:editId="02FCBBE4">
-            <wp:extent cx="5400040" cy="6007100"/>
+          <wp:inline distT="0" distB="0" distL="0" distR="0" wp14:anchorId="120B0CC7" wp14:editId="0B638FAD">
+            <wp:extent cx="3752850" cy="4174737"/>
             <wp:effectExtent l="0" t="0" r="0" b="0"/>
             <wp:docPr id="186957689" name="Imagen 1"/>
             <wp:cNvGraphicFramePr>
@@ -4608,7 +4796,7 @@
                   <pic:spPr>
                     <a:xfrm>
                       <a:off x="0" y="0"/>
-                      <a:ext cx="5400040" cy="6007100"/>
+                      <a:ext cx="3761421" cy="4184272"/>
                     </a:xfrm>
                     <a:prstGeom prst="rect">
                       <a:avLst/>
@@ -4635,7 +4823,7 @@
           <w:rPr>
             <w:noProof/>
           </w:rPr>
-          <w:t>11</w:t>
+          <w:t>12</w:t>
         </w:r>
       </w:fldSimple>
       <w:r>
@@ -4653,7 +4841,7 @@
         </w:numPr>
         <w:jc w:val="both"/>
       </w:pPr>
-      <w:bookmarkStart w:id="21" w:name="_Toc229591829"/>
+      <w:bookmarkStart w:id="21" w:name="_Toc230275738"/>
       <w:r>
         <w:t>Pantallas de Error</w:t>
       </w:r>
@@ -4688,18 +4876,9 @@
           <w:ilvl w:val="0"/>
           <w:numId w:val="24"/>
         </w:numPr>
-        <w:jc w:val="both"/>
-      </w:pPr>
-      <w:r>
-        <w:t>Error 403: Si a alguien se le ocurre la idea de intentar entrar al panel de administración escribiendo /</w:t>
-      </w:r>
-      <w:proofErr w:type="spellStart"/>
-      <w:r>
-        <w:t>admin</w:t>
-      </w:r>
-      <w:proofErr w:type="spellEnd"/>
-      <w:r>
-        <w:t xml:space="preserve"> en el navegador, el sistema los frena en </w:t>
+      </w:pPr>
+      <w:r>
+        <w:t xml:space="preserve">Error 403: Si a alguien se le ocurre la idea de intentar entrar al panel de administración escribiendo /admin en el navegador, el sistema los frena en </w:t>
       </w:r>
       <w:r>
         <w:lastRenderedPageBreak/>
@@ -4806,7 +4985,7 @@
           <w:iCs w:val="0"/>
           <w:noProof/>
         </w:rPr>
-        <w:t>12</w:t>
+        <w:t>13</w:t>
       </w:r>
       <w:r>
         <w:rPr>
@@ -4835,8 +5014,8 @@
           <w:noProof/>
         </w:rPr>
         <w:drawing>
-          <wp:inline distT="0" distB="0" distL="0" distR="0" wp14:anchorId="66FCB891" wp14:editId="337D8DBB">
-            <wp:extent cx="3400425" cy="3166905"/>
+          <wp:inline distT="0" distB="0" distL="0" distR="0" wp14:anchorId="66FCB891" wp14:editId="2FBEBE80">
+            <wp:extent cx="3906849" cy="3638550"/>
             <wp:effectExtent l="0" t="0" r="0" b="0"/>
             <wp:docPr id="1155311247" name="Imagen 1"/>
             <wp:cNvGraphicFramePr>
@@ -4858,7 +5037,7 @@
                   <pic:spPr>
                     <a:xfrm>
                       <a:off x="0" y="0"/>
-                      <a:ext cx="3405541" cy="3171669"/>
+                      <a:ext cx="3915266" cy="3646389"/>
                     </a:xfrm>
                     <a:prstGeom prst="rect">
                       <a:avLst/>
@@ -4915,7 +5094,7 @@
           <w:iCs w:val="0"/>
           <w:noProof/>
         </w:rPr>
-        <w:t>13</w:t>
+        <w:t>14</w:t>
       </w:r>
       <w:r>
         <w:rPr>
@@ -4933,18 +5112,13 @@
         <w:t xml:space="preserve"> Error 403</w:t>
       </w:r>
       <w:bookmarkEnd w:id="23"/>
-    </w:p>
-    <w:p>
-      <w:pPr>
-        <w:jc w:val="both"/>
-      </w:pPr>
     </w:p>
     <w:p>
       <w:pPr>
         <w:pStyle w:val="Ttulo1"/>
         <w:jc w:val="both"/>
       </w:pPr>
-      <w:bookmarkStart w:id="24" w:name="_Toc229591830"/>
+      <w:bookmarkStart w:id="24" w:name="_Toc230275739"/>
       <w:r>
         <w:lastRenderedPageBreak/>
         <w:t>Entorno de Administración (Panel de Control)</w:t>
@@ -4965,16 +5139,11 @@
         </w:numPr>
         <w:jc w:val="both"/>
       </w:pPr>
-      <w:bookmarkStart w:id="25" w:name="_Toc229591831"/>
-      <w:r>
-        <w:t xml:space="preserve">Acceso al </w:t>
-      </w:r>
-      <w:proofErr w:type="spellStart"/>
-      <w:r>
-        <w:t>Dashboard</w:t>
+      <w:bookmarkStart w:id="25" w:name="_Toc230275740"/>
+      <w:r>
+        <w:t>Acceso al Dashboard</w:t>
       </w:r>
       <w:bookmarkEnd w:id="25"/>
-      <w:proofErr w:type="spellEnd"/>
     </w:p>
     <w:p>
       <w:pPr>
@@ -4982,23 +5151,13 @@
         <w:jc w:val="both"/>
       </w:pPr>
       <w:r>
-        <w:t xml:space="preserve">Obviamente no puede entrar cualquiera. Mi prima tiene que iniciar sesión con su cuenta especial de administradora. Cuando el sistema detecta que es ella, le aparece un botón arriba que dice "Panel </w:t>
-      </w:r>
-      <w:proofErr w:type="spellStart"/>
-      <w:r>
-        <w:t>Admin</w:t>
-      </w:r>
-      <w:proofErr w:type="spellEnd"/>
-      <w:r>
-        <w:t xml:space="preserve">". Al pinchar ahí, la web pública desaparece y se le abre a pantalla completa su </w:t>
-      </w:r>
-      <w:proofErr w:type="spellStart"/>
-      <w:r>
-        <w:t>Dashboard</w:t>
-      </w:r>
-      <w:proofErr w:type="spellEnd"/>
-      <w:r>
-        <w:t xml:space="preserve"> (el panel de control). Se lo he diseñado para que sea rápido y sin distracciones.</w:t>
+        <w:t>Obviamente no puede entrar cualquiera.</w:t>
+      </w:r>
+      <w:r>
+        <w:t xml:space="preserve"> El administrador</w:t>
+      </w:r>
+      <w:r>
+        <w:t xml:space="preserve"> tiene que iniciar sesión con su cuenta especial de administradora. Cuando el sistema detecta que es ella, le aparece un botón arriba que dice "Panel Admin". Al pinchar ahí, la web pública desaparece y se le abre a pantalla completa su Dashboard (el panel de control). Se lo he diseñado para que sea rápido y sin distracciones.</w:t>
       </w:r>
     </w:p>
     <w:p>
@@ -5007,6 +5166,9 @@
         <w:jc w:val="center"/>
       </w:pPr>
       <w:r>
+        <w:rPr>
+          <w:noProof/>
+        </w:rPr>
         <w:drawing>
           <wp:inline distT="0" distB="0" distL="0" distR="0" wp14:anchorId="45832E67" wp14:editId="0B31E4FF">
             <wp:extent cx="5400040" cy="2680335"/>
@@ -5088,7 +5250,7 @@
           <w:iCs w:val="0"/>
           <w:noProof/>
         </w:rPr>
-        <w:t>14</w:t>
+        <w:t>15</w:t>
       </w:r>
       <w:r>
         <w:rPr>
@@ -5103,18 +5265,9 @@
           <w:i w:val="0"/>
           <w:iCs w:val="0"/>
         </w:rPr>
-        <w:t xml:space="preserve"> </w:t>
-      </w:r>
-      <w:proofErr w:type="spellStart"/>
-      <w:r>
-        <w:rPr>
-          <w:i w:val="0"/>
-          <w:iCs w:val="0"/>
-        </w:rPr>
-        <w:t>Dashboard</w:t>
+        <w:t xml:space="preserve"> Dashboard</w:t>
       </w:r>
       <w:bookmarkEnd w:id="26"/>
-      <w:proofErr w:type="spellEnd"/>
     </w:p>
     <w:p>
       <w:pPr>
@@ -5130,7 +5283,7 @@
         </w:numPr>
         <w:jc w:val="both"/>
       </w:pPr>
-      <w:bookmarkStart w:id="27" w:name="_Toc229591832"/>
+      <w:bookmarkStart w:id="27" w:name="_Toc230275741"/>
       <w:r>
         <w:t>Gestión Productos/Categorías/Tejidos</w:t>
       </w:r>
@@ -5168,7 +5321,19 @@
         <w:jc w:val="both"/>
       </w:pPr>
       <w:r>
-        <w:t xml:space="preserve">Si ha comprado un rollo de tela nuevo en la tienda física, solo tiene que darle a añadir tejido, subirle una foto con el móvil, ponerle el nombre (ej. "Algodón </w:t>
+        <w:t xml:space="preserve">Si </w:t>
+      </w:r>
+      <w:r>
+        <w:t>se ha añadido un nuevo</w:t>
+      </w:r>
+      <w:r>
+        <w:t xml:space="preserve"> rollo de tela en </w:t>
+      </w:r>
+      <w:r>
+        <w:t>almacén</w:t>
+      </w:r>
+      <w:r>
+        <w:t xml:space="preserve">, solo tiene que darle a añadir tejido, subirle una foto con el móvil, ponerle el nombre (ej. "Algodón </w:t>
       </w:r>
       <w:r>
         <w:lastRenderedPageBreak/>
@@ -5203,9 +5368,18 @@
     <w:p>
       <w:pPr>
         <w:keepNext/>
+        <w:jc w:val="both"/>
+      </w:pPr>
+    </w:p>
+    <w:p>
+      <w:pPr>
+        <w:keepNext/>
         <w:jc w:val="center"/>
       </w:pPr>
       <w:r>
+        <w:rPr>
+          <w:noProof/>
+        </w:rPr>
         <w:drawing>
           <wp:inline distT="0" distB="0" distL="0" distR="0" wp14:anchorId="5E8EE5EA" wp14:editId="4647C8C5">
             <wp:extent cx="5400040" cy="2266315"/>
@@ -5287,7 +5461,7 @@
           <w:iCs w:val="0"/>
           <w:noProof/>
         </w:rPr>
-        <w:t>15</w:t>
+        <w:t>16</w:t>
       </w:r>
       <w:r>
         <w:rPr>
@@ -5327,6 +5501,9 @@
         <w:jc w:val="center"/>
       </w:pPr>
       <w:r>
+        <w:rPr>
+          <w:noProof/>
+        </w:rPr>
         <w:drawing>
           <wp:inline distT="0" distB="0" distL="0" distR="0" wp14:anchorId="3E008756" wp14:editId="3554BBA5">
             <wp:extent cx="4115374" cy="3677163"/>
@@ -5377,7 +5554,7 @@
           <w:rPr>
             <w:noProof/>
           </w:rPr>
-          <w:t>16</w:t>
+          <w:t>17</w:t>
         </w:r>
       </w:fldSimple>
       <w:r>
@@ -5395,6 +5572,9 @@
         <w:jc w:val="center"/>
       </w:pPr>
       <w:r>
+        <w:rPr>
+          <w:noProof/>
+        </w:rPr>
         <w:lastRenderedPageBreak/>
         <w:drawing>
           <wp:inline distT="0" distB="0" distL="0" distR="0" wp14:anchorId="242DA789" wp14:editId="0680FCE1">
@@ -5477,7 +5657,7 @@
           <w:iCs w:val="0"/>
           <w:noProof/>
         </w:rPr>
-        <w:t>17</w:t>
+        <w:t>18</w:t>
       </w:r>
       <w:r>
         <w:rPr>
@@ -5519,8 +5699,9 @@
         </w:numPr>
         <w:jc w:val="both"/>
       </w:pPr>
-      <w:bookmarkStart w:id="30" w:name="_Toc229591833"/>
-      <w:r>
+      <w:bookmarkStart w:id="30" w:name="_Toc230275742"/>
+      <w:r>
+        <w:lastRenderedPageBreak/>
         <w:t>Gestión de Pedidos</w:t>
       </w:r>
       <w:bookmarkEnd w:id="30"/>
@@ -5557,11 +5738,40 @@
         <w:jc w:val="both"/>
       </w:pPr>
       <w:r>
-        <w:t xml:space="preserve">Lo más importante (El estado): Cada tarjeta de pedido tiene un desplegable. Cuando mi prima se sienta en la máquina de coser a hacer el babero de </w:t>
-      </w:r>
-      <w:r>
-        <w:lastRenderedPageBreak/>
-        <w:t>Laura, le cambia el estado a "En Preparación". Cuando lo lleva a Correos, lo pone en "Enviado". Y eso se le actualiza automáticamente a la clienta.</w:t>
+        <w:t>Lo más importante (El estado): Cada tarjeta de pedido tiene un desplegable</w:t>
+      </w:r>
+      <w:r>
+        <w:t xml:space="preserve">, que es el estado del pedido, por ejemplo </w:t>
+      </w:r>
+      <w:r>
+        <w:t xml:space="preserve">"En Preparación". Cuando </w:t>
+      </w:r>
+      <w:r>
+        <w:t xml:space="preserve">se </w:t>
+      </w:r>
+      <w:r>
+        <w:t>llev</w:t>
+      </w:r>
+      <w:r>
+        <w:t>e</w:t>
+      </w:r>
+      <w:r>
+        <w:t xml:space="preserve"> a Correos, </w:t>
+      </w:r>
+      <w:r>
+        <w:t xml:space="preserve">se actualizará y pasará a </w:t>
+      </w:r>
+      <w:r>
+        <w:t>pon</w:t>
+      </w:r>
+      <w:r>
+        <w:t>er</w:t>
+      </w:r>
+      <w:r>
+        <w:t xml:space="preserve"> en "Enviado</w:t>
+      </w:r>
+      <w:r>
+        <w:t>”.</w:t>
       </w:r>
     </w:p>
     <w:p>
@@ -5577,11 +5787,27 @@
         <w:t xml:space="preserve">Si hace clic encima del pedido, se le abre el recibo. </w:t>
       </w:r>
       <w:r>
-        <w:t>Así no tiene que recordar que tenía cada pedido y puede comprobarlo fácilmente</w:t>
+        <w:t>Así no tiene</w:t>
+      </w:r>
+      <w:r>
+        <w:t>n</w:t>
+      </w:r>
+      <w:r>
+        <w:t xml:space="preserve"> que recordar que tenía cada pedido y puede comprobarlo fácilmente</w:t>
       </w:r>
       <w:r>
         <w:t>.</w:t>
       </w:r>
+    </w:p>
+    <w:p>
+      <w:pPr>
+        <w:keepNext/>
+        <w:numPr>
+          <w:ilvl w:val="0"/>
+          <w:numId w:val="26"/>
+        </w:numPr>
+        <w:jc w:val="both"/>
+      </w:pPr>
     </w:p>
     <w:p>
       <w:pPr>
@@ -5673,7 +5899,7 @@
           <w:iCs w:val="0"/>
           <w:noProof/>
         </w:rPr>
-        <w:t>18</w:t>
+        <w:t>19</w:t>
       </w:r>
       <w:r>
         <w:rPr>
@@ -5698,6 +5924,10 @@
         <w:jc w:val="center"/>
       </w:pPr>
       <w:r>
+        <w:rPr>
+          <w:noProof/>
+        </w:rPr>
+        <w:lastRenderedPageBreak/>
         <w:drawing>
           <wp:inline distT="0" distB="0" distL="0" distR="0" wp14:anchorId="625C9779" wp14:editId="3D854221">
             <wp:extent cx="2886075" cy="2535837"/>
@@ -5779,7 +6009,7 @@
           <w:iCs w:val="0"/>
           <w:noProof/>
         </w:rPr>
-        <w:t>19</w:t>
+        <w:t>20</w:t>
       </w:r>
       <w:r>
         <w:rPr>
@@ -5798,6 +6028,7 @@
       </w:r>
       <w:bookmarkEnd w:id="32"/>
     </w:p>
+    <w:p/>
     <w:p/>
     <w:p>
       <w:pPr>
@@ -5808,9 +6039,8 @@
         </w:numPr>
         <w:jc w:val="both"/>
       </w:pPr>
-      <w:bookmarkStart w:id="33" w:name="_Toc229591834"/>
-      <w:r>
-        <w:lastRenderedPageBreak/>
+      <w:bookmarkStart w:id="33" w:name="_Toc230275743"/>
+      <w:r>
         <w:t>Resumen y estadísticas</w:t>
       </w:r>
       <w:bookmarkEnd w:id="33"/>
@@ -5826,7 +6056,13 @@
         <w:t>mini resumen</w:t>
       </w:r>
       <w:r>
-        <w:t xml:space="preserve"> de cómo va el negocio. La web le calcula sola cuántas telas tiene activas en el catálogo, cuántos pedidos históricos le han hecho y el dinero total que lleva facturado. Así sabe si el mes va bien de un solo vistazo.</w:t>
+        <w:t xml:space="preserve"> de cómo va el negocio. La web le calcula sola cuántas telas </w:t>
+      </w:r>
+      <w:r>
+        <w:t>hay</w:t>
+      </w:r>
+      <w:r>
+        <w:t xml:space="preserve"> activas en el catálogo, cuántos pedidos históricos le han hecho y el dinero total que lleva facturado. Así sabe si el mes va bien de un solo vistazo.</w:t>
       </w:r>
     </w:p>
     <w:p>
@@ -5845,8 +6081,12 @@
       </w:pPr>
     </w:p>
     <w:sectPr>
-      <w:headerReference w:type="default" r:id="rId28"/>
-      <w:footerReference w:type="default" r:id="rId29"/>
+      <w:headerReference w:type="even" r:id="rId28"/>
+      <w:headerReference w:type="default" r:id="rId29"/>
+      <w:footerReference w:type="even" r:id="rId30"/>
+      <w:footerReference w:type="default" r:id="rId31"/>
+      <w:headerReference w:type="first" r:id="rId32"/>
+      <w:footerReference w:type="first" r:id="rId33"/>
       <w:pgSz w:w="11906" w:h="16838"/>
       <w:pgMar w:top="1417" w:right="1701" w:bottom="1417" w:left="1701" w:header="708" w:footer="708" w:gutter="0"/>
       <w:cols w:space="708"/>
@@ -5887,15 +6127,20 @@
   <w:p>
     <w:pPr>
       <w:pStyle w:val="Piedepgina"/>
+    </w:pPr>
+  </w:p>
+</w:ftr>
+</file>
+
+<file path=word/footer2.xml><?xml version="1.0" encoding="utf-8"?>
+<w:ftr xmlns:wpc="http://schemas.microsoft.com/office/word/2010/wordprocessingCanvas" xmlns:cx="http://schemas.microsoft.com/office/drawing/2014/chartex" xmlns:cx1="http://schemas.microsoft.com/office/drawing/2015/9/8/chartex" xmlns:cx2="http://schemas.microsoft.com/office/drawing/2015/10/21/chartex" xmlns:cx3="http://schemas.microsoft.com/office/drawing/2016/5/9/chartex" xmlns:cx4="http://schemas.microsoft.com/office/drawing/2016/5/10/chartex" xmlns:cx5="http://schemas.microsoft.com/office/drawing/2016/5/11/chartex" xmlns:cx6="http://schemas.microsoft.com/office/drawing/2016/5/12/chartex" xmlns:cx7="http://schemas.microsoft.com/office/drawing/2016/5/13/chartex" xmlns:cx8="http://schemas.microsoft.com/office/drawing/2016/5/14/chartex" xmlns:mc="http://schemas.openxmlformats.org/markup-compatibility/2006" xmlns:aink="http://schemas.microsoft.com/office/drawing/2016/ink" xmlns:am3d="http://schemas.microsoft.com/office/drawing/2017/model3d" xmlns:o="urn:schemas-microsoft-com:office:office" xmlns:oel="http://schemas.microsoft.com/office/2019/extlst" xmlns:r="http://schemas.openxmlformats.org/officeDocument/2006/relationships" xmlns:m="http://schemas.openxmlformats.org/officeDocument/2006/math" xmlns:v="urn:schemas-microsoft-com:vml" xmlns:wp14="http://schemas.microsoft.com/office/word/2010/wordprocessingDrawing" xmlns:wp="http://schemas.openxmlformats.org/drawingml/2006/wordprocessingDrawing" xmlns:w10="urn:schemas-microsoft-com:office:word" xmlns:w="http://schemas.openxmlformats.org/wordprocessingml/2006/main" xmlns:w14="http://schemas.microsoft.com/office/word/2010/wordml" xmlns:w15="http://schemas.microsoft.com/office/word/2012/wordml" xmlns:w16cex="http://schemas.microsoft.com/office/word/2018/wordml/cex" xmlns:w16cid="http://schemas.microsoft.com/office/word/2016/wordml/cid" xmlns:w16="http://schemas.microsoft.com/office/word/2018/wordml" xmlns:w16du="http://schemas.microsoft.com/office/word/2023/wordml/word16du" xmlns:w16sdtdh="http://schemas.microsoft.com/office/word/2020/wordml/sdtdatahash" xmlns:w16sdtfl="http://schemas.microsoft.com/office/word/2024/wordml/sdtformatlock" xmlns:w16se="http://schemas.microsoft.com/office/word/2015/wordml/symex" xmlns:wpg="http://schemas.microsoft.com/office/word/2010/wordprocessingGroup" xmlns:wpi="http://schemas.microsoft.com/office/word/2010/wordprocessingInk" xmlns:wne="http://schemas.microsoft.com/office/word/2006/wordml" xmlns:wps="http://schemas.microsoft.com/office/word/2010/wordprocessingShape" mc:Ignorable="w14 w15 w16se w16cid w16 w16cex w16sdtdh w16sdtfl w16du wp14">
+  <w:p>
+    <w:pPr>
+      <w:pStyle w:val="Piedepgina"/>
       <w:jc w:val="right"/>
     </w:pPr>
-    <w:proofErr w:type="spellStart"/>
     <w:r>
-      <w:t>Pág</w:t>
-    </w:r>
-    <w:proofErr w:type="spellEnd"/>
-    <w:r>
-      <w:t xml:space="preserve"> </w:t>
+      <w:t xml:space="preserve">Pág </w:t>
     </w:r>
     <w:sdt>
       <w:sdtPr>
@@ -5925,10 +6170,20 @@
           <w:t xml:space="preserve"> de </w:t>
         </w:r>
         <w:r>
-          <w:t>20</w:t>
+          <w:t>19</w:t>
         </w:r>
       </w:sdtContent>
     </w:sdt>
+  </w:p>
+</w:ftr>
+</file>
+
+<file path=word/footer3.xml><?xml version="1.0" encoding="utf-8"?>
+<w:ftr xmlns:wpc="http://schemas.microsoft.com/office/word/2010/wordprocessingCanvas" xmlns:cx="http://schemas.microsoft.com/office/drawing/2014/chartex" xmlns:cx1="http://schemas.microsoft.com/office/drawing/2015/9/8/chartex" xmlns:cx2="http://schemas.microsoft.com/office/drawing/2015/10/21/chartex" xmlns:cx3="http://schemas.microsoft.com/office/drawing/2016/5/9/chartex" xmlns:cx4="http://schemas.microsoft.com/office/drawing/2016/5/10/chartex" xmlns:cx5="http://schemas.microsoft.com/office/drawing/2016/5/11/chartex" xmlns:cx6="http://schemas.microsoft.com/office/drawing/2016/5/12/chartex" xmlns:cx7="http://schemas.microsoft.com/office/drawing/2016/5/13/chartex" xmlns:cx8="http://schemas.microsoft.com/office/drawing/2016/5/14/chartex" xmlns:mc="http://schemas.openxmlformats.org/markup-compatibility/2006" xmlns:aink="http://schemas.microsoft.com/office/drawing/2016/ink" xmlns:am3d="http://schemas.microsoft.com/office/drawing/2017/model3d" xmlns:o="urn:schemas-microsoft-com:office:office" xmlns:oel="http://schemas.microsoft.com/office/2019/extlst" xmlns:r="http://schemas.openxmlformats.org/officeDocument/2006/relationships" xmlns:m="http://schemas.openxmlformats.org/officeDocument/2006/math" xmlns:v="urn:schemas-microsoft-com:vml" xmlns:wp14="http://schemas.microsoft.com/office/word/2010/wordprocessingDrawing" xmlns:wp="http://schemas.openxmlformats.org/drawingml/2006/wordprocessingDrawing" xmlns:w10="urn:schemas-microsoft-com:office:word" xmlns:w="http://schemas.openxmlformats.org/wordprocessingml/2006/main" xmlns:w14="http://schemas.microsoft.com/office/word/2010/wordml" xmlns:w15="http://schemas.microsoft.com/office/word/2012/wordml" xmlns:w16cex="http://schemas.microsoft.com/office/word/2018/wordml/cex" xmlns:w16cid="http://schemas.microsoft.com/office/word/2016/wordml/cid" xmlns:w16="http://schemas.microsoft.com/office/word/2018/wordml" xmlns:w16du="http://schemas.microsoft.com/office/word/2023/wordml/word16du" xmlns:w16sdtdh="http://schemas.microsoft.com/office/word/2020/wordml/sdtdatahash" xmlns:w16sdtfl="http://schemas.microsoft.com/office/word/2024/wordml/sdtformatlock" xmlns:w16se="http://schemas.microsoft.com/office/word/2015/wordml/symex" xmlns:wpg="http://schemas.microsoft.com/office/word/2010/wordprocessingGroup" xmlns:wpi="http://schemas.microsoft.com/office/word/2010/wordprocessingInk" xmlns:wne="http://schemas.microsoft.com/office/word/2006/wordml" xmlns:wps="http://schemas.microsoft.com/office/word/2010/wordprocessingShape" mc:Ignorable="w14 w15 w16se w16cid w16 w16cex w16sdtdh w16sdtfl w16du wp14">
+  <w:p>
+    <w:pPr>
+      <w:pStyle w:val="Piedepgina"/>
+    </w:pPr>
   </w:p>
 </w:ftr>
 </file>
@@ -5959,6 +6214,16 @@
 </file>
 
 <file path=word/header1.xml><?xml version="1.0" encoding="utf-8"?>
+<w:hdr xmlns:wpc="http://schemas.microsoft.com/office/word/2010/wordprocessingCanvas" xmlns:cx="http://schemas.microsoft.com/office/drawing/2014/chartex" xmlns:cx1="http://schemas.microsoft.com/office/drawing/2015/9/8/chartex" xmlns:cx2="http://schemas.microsoft.com/office/drawing/2015/10/21/chartex" xmlns:cx3="http://schemas.microsoft.com/office/drawing/2016/5/9/chartex" xmlns:cx4="http://schemas.microsoft.com/office/drawing/2016/5/10/chartex" xmlns:cx5="http://schemas.microsoft.com/office/drawing/2016/5/11/chartex" xmlns:cx6="http://schemas.microsoft.com/office/drawing/2016/5/12/chartex" xmlns:cx7="http://schemas.microsoft.com/office/drawing/2016/5/13/chartex" xmlns:cx8="http://schemas.microsoft.com/office/drawing/2016/5/14/chartex" xmlns:mc="http://schemas.openxmlformats.org/markup-compatibility/2006" xmlns:aink="http://schemas.microsoft.com/office/drawing/2016/ink" xmlns:am3d="http://schemas.microsoft.com/office/drawing/2017/model3d" xmlns:o="urn:schemas-microsoft-com:office:office" xmlns:oel="http://schemas.microsoft.com/office/2019/extlst" xmlns:r="http://schemas.openxmlformats.org/officeDocument/2006/relationships" xmlns:m="http://schemas.openxmlformats.org/officeDocument/2006/math" xmlns:v="urn:schemas-microsoft-com:vml" xmlns:wp14="http://schemas.microsoft.com/office/word/2010/wordprocessingDrawing" xmlns:wp="http://schemas.openxmlformats.org/drawingml/2006/wordprocessingDrawing" xmlns:w10="urn:schemas-microsoft-com:office:word" xmlns:w="http://schemas.openxmlformats.org/wordprocessingml/2006/main" xmlns:w14="http://schemas.microsoft.com/office/word/2010/wordml" xmlns:w15="http://schemas.microsoft.com/office/word/2012/wordml" xmlns:w16cex="http://schemas.microsoft.com/office/word/2018/wordml/cex" xmlns:w16cid="http://schemas.microsoft.com/office/word/2016/wordml/cid" xmlns:w16="http://schemas.microsoft.com/office/word/2018/wordml" xmlns:w16du="http://schemas.microsoft.com/office/word/2023/wordml/word16du" xmlns:w16sdtdh="http://schemas.microsoft.com/office/word/2020/wordml/sdtdatahash" xmlns:w16sdtfl="http://schemas.microsoft.com/office/word/2024/wordml/sdtformatlock" xmlns:w16se="http://schemas.microsoft.com/office/word/2015/wordml/symex" xmlns:wpg="http://schemas.microsoft.com/office/word/2010/wordprocessingGroup" xmlns:wpi="http://schemas.microsoft.com/office/word/2010/wordprocessingInk" xmlns:wne="http://schemas.microsoft.com/office/word/2006/wordml" xmlns:wps="http://schemas.microsoft.com/office/word/2010/wordprocessingShape" mc:Ignorable="w14 w15 w16se w16cid w16 w16cex w16sdtdh w16sdtfl w16du wp14">
+  <w:p>
+    <w:pPr>
+      <w:pStyle w:val="Encabezado"/>
+    </w:pPr>
+  </w:p>
+</w:hdr>
+</file>
+
+<file path=word/header2.xml><?xml version="1.0" encoding="utf-8"?>
 <w:hdr xmlns:wpc="http://schemas.microsoft.com/office/word/2010/wordprocessingCanvas" xmlns:cx="http://schemas.microsoft.com/office/drawing/2014/chartex" xmlns:cx1="http://schemas.microsoft.com/office/drawing/2015/9/8/chartex" xmlns:cx2="http://schemas.microsoft.com/office/drawing/2015/10/21/chartex" xmlns:cx3="http://schemas.microsoft.com/office/drawing/2016/5/9/chartex" xmlns:cx4="http://schemas.microsoft.com/office/drawing/2016/5/10/chartex" xmlns:cx5="http://schemas.microsoft.com/office/drawing/2016/5/11/chartex" xmlns:cx6="http://schemas.microsoft.com/office/drawing/2016/5/12/chartex" xmlns:cx7="http://schemas.microsoft.com/office/drawing/2016/5/13/chartex" xmlns:cx8="http://schemas.microsoft.com/office/drawing/2016/5/14/chartex" xmlns:mc="http://schemas.openxmlformats.org/markup-compatibility/2006" xmlns:aink="http://schemas.microsoft.com/office/drawing/2016/ink" xmlns:am3d="http://schemas.microsoft.com/office/drawing/2017/model3d" xmlns:o="urn:schemas-microsoft-com:office:office" xmlns:oel="http://schemas.microsoft.com/office/2019/extlst" xmlns:r="http://schemas.openxmlformats.org/officeDocument/2006/relationships" xmlns:m="http://schemas.openxmlformats.org/officeDocument/2006/math" xmlns:v="urn:schemas-microsoft-com:vml" xmlns:wp14="http://schemas.microsoft.com/office/word/2010/wordprocessingDrawing" xmlns:wp="http://schemas.openxmlformats.org/drawingml/2006/wordprocessingDrawing" xmlns:w10="urn:schemas-microsoft-com:office:word" xmlns:w="http://schemas.openxmlformats.org/wordprocessingml/2006/main" xmlns:w14="http://schemas.microsoft.com/office/word/2010/wordml" xmlns:w15="http://schemas.microsoft.com/office/word/2012/wordml" xmlns:w16cex="http://schemas.microsoft.com/office/word/2018/wordml/cex" xmlns:w16cid="http://schemas.microsoft.com/office/word/2016/wordml/cid" xmlns:w16="http://schemas.microsoft.com/office/word/2018/wordml" xmlns:w16du="http://schemas.microsoft.com/office/word/2023/wordml/word16du" xmlns:w16sdtdh="http://schemas.microsoft.com/office/word/2020/wordml/sdtdatahash" xmlns:w16sdtfl="http://schemas.microsoft.com/office/word/2024/wordml/sdtformatlock" xmlns:w16se="http://schemas.microsoft.com/office/word/2015/wordml/symex" xmlns:wpg="http://schemas.microsoft.com/office/word/2010/wordprocessingGroup" xmlns:wpi="http://schemas.microsoft.com/office/word/2010/wordprocessingInk" xmlns:wne="http://schemas.microsoft.com/office/word/2006/wordml" xmlns:wps="http://schemas.microsoft.com/office/word/2010/wordprocessingShape" mc:Ignorable="w14 w15 w16se w16cid w16 w16cex w16sdtdh w16sdtfl w16du wp14">
   <w:p>
     <w:pPr>
@@ -5980,6 +6245,16 @@
       <w:tab/>
       <w:t>Pablo Díaz Diez</w:t>
     </w:r>
+  </w:p>
+</w:hdr>
+</file>
+
+<file path=word/header3.xml><?xml version="1.0" encoding="utf-8"?>
+<w:hdr xmlns:wpc="http://schemas.microsoft.com/office/word/2010/wordprocessingCanvas" xmlns:cx="http://schemas.microsoft.com/office/drawing/2014/chartex" xmlns:cx1="http://schemas.microsoft.com/office/drawing/2015/9/8/chartex" xmlns:cx2="http://schemas.microsoft.com/office/drawing/2015/10/21/chartex" xmlns:cx3="http://schemas.microsoft.com/office/drawing/2016/5/9/chartex" xmlns:cx4="http://schemas.microsoft.com/office/drawing/2016/5/10/chartex" xmlns:cx5="http://schemas.microsoft.com/office/drawing/2016/5/11/chartex" xmlns:cx6="http://schemas.microsoft.com/office/drawing/2016/5/12/chartex" xmlns:cx7="http://schemas.microsoft.com/office/drawing/2016/5/13/chartex" xmlns:cx8="http://schemas.microsoft.com/office/drawing/2016/5/14/chartex" xmlns:mc="http://schemas.openxmlformats.org/markup-compatibility/2006" xmlns:aink="http://schemas.microsoft.com/office/drawing/2016/ink" xmlns:am3d="http://schemas.microsoft.com/office/drawing/2017/model3d" xmlns:o="urn:schemas-microsoft-com:office:office" xmlns:oel="http://schemas.microsoft.com/office/2019/extlst" xmlns:r="http://schemas.openxmlformats.org/officeDocument/2006/relationships" xmlns:m="http://schemas.openxmlformats.org/officeDocument/2006/math" xmlns:v="urn:schemas-microsoft-com:vml" xmlns:wp14="http://schemas.microsoft.com/office/word/2010/wordprocessingDrawing" xmlns:wp="http://schemas.openxmlformats.org/drawingml/2006/wordprocessingDrawing" xmlns:w10="urn:schemas-microsoft-com:office:word" xmlns:w="http://schemas.openxmlformats.org/wordprocessingml/2006/main" xmlns:w14="http://schemas.microsoft.com/office/word/2010/wordml" xmlns:w15="http://schemas.microsoft.com/office/word/2012/wordml" xmlns:w16cex="http://schemas.microsoft.com/office/word/2018/wordml/cex" xmlns:w16cid="http://schemas.microsoft.com/office/word/2016/wordml/cid" xmlns:w16="http://schemas.microsoft.com/office/word/2018/wordml" xmlns:w16du="http://schemas.microsoft.com/office/word/2023/wordml/word16du" xmlns:w16sdtdh="http://schemas.microsoft.com/office/word/2020/wordml/sdtdatahash" xmlns:w16sdtfl="http://schemas.microsoft.com/office/word/2024/wordml/sdtformatlock" xmlns:w16se="http://schemas.microsoft.com/office/word/2015/wordml/symex" xmlns:wpg="http://schemas.microsoft.com/office/word/2010/wordprocessingGroup" xmlns:wpi="http://schemas.microsoft.com/office/word/2010/wordprocessingInk" xmlns:wne="http://schemas.microsoft.com/office/word/2006/wordml" xmlns:wps="http://schemas.microsoft.com/office/word/2010/wordprocessingShape" mc:Ignorable="w14 w15 w16se w16cid w16 w16cex w16sdtdh w16sdtfl w16du wp14">
+  <w:p>
+    <w:pPr>
+      <w:pStyle w:val="Encabezado"/>
+    </w:pPr>
   </w:p>
 </w:hdr>
 </file>
